--- a/ПР_1-3.docx
+++ b/ПР_1-3.docx
@@ -88,7 +88,6 @@
         </w:rPr>
         <w:t xml:space="preserve">Avalonia documentation – </w:t>
       </w:r>
-      <w:proofErr w:type="gramStart"/>
       <w:r>
         <w:t>Текст</w:t>
       </w:r>
@@ -96,14 +95,7 @@
         <w:rPr>
           <w:lang w:val="en-US"/>
         </w:rPr>
-        <w:t xml:space="preserve"> :</w:t>
-      </w:r>
-      <w:proofErr w:type="gramEnd"/>
-      <w:r>
-        <w:rPr>
-          <w:lang w:val="en-US"/>
-        </w:rPr>
-        <w:t xml:space="preserve"> </w:t>
+        <w:t xml:space="preserve"> : </w:t>
       </w:r>
       <w:r>
         <w:t>электронный</w:t>
@@ -112,21 +104,7 @@
         <w:rPr>
           <w:lang w:val="en-US"/>
         </w:rPr>
-        <w:t xml:space="preserve"> // </w:t>
-      </w:r>
-      <w:proofErr w:type="spellStart"/>
-      <w:r>
-        <w:rPr>
-          <w:lang w:val="en-US"/>
-        </w:rPr>
-        <w:t>AvaloniaUI</w:t>
-      </w:r>
-      <w:proofErr w:type="spellEnd"/>
-      <w:r>
-        <w:rPr>
-          <w:lang w:val="en-US"/>
-        </w:rPr>
-        <w:t>, 2024. – URL: https://docs.avaloniaui.net/</w:t>
+        <w:t xml:space="preserve"> // AvaloniaUI, 2024. – URL: https://docs.avaloniaui.net/</w:t>
       </w:r>
     </w:p>
     <w:p>
@@ -212,13 +190,25 @@
         <w:t xml:space="preserve"> </w:t>
       </w:r>
       <w:r>
-        <w:rPr>
-          <w:lang w:val="en-US"/>
-        </w:rPr>
-        <w:t>C</w:t>
-      </w:r>
-      <w:r>
-        <w:t xml:space="preserve"># </w:t>
+        <w:t>.</w:t>
+      </w:r>
+      <w:r>
+        <w:rPr>
+          <w:lang w:val="en-US"/>
+        </w:rPr>
+        <w:t>Net</w:t>
+      </w:r>
+      <w:r>
+        <w:t xml:space="preserve"> </w:t>
+      </w:r>
+      <w:r>
+        <w:rPr>
+          <w:lang w:val="en-US"/>
+        </w:rPr>
+        <w:t>MVVM</w:t>
+      </w:r>
+      <w:r>
+        <w:t xml:space="preserve"> </w:t>
       </w:r>
       <w:r>
         <w:rPr>
@@ -232,14 +222,12 @@
       <w:r>
         <w:t xml:space="preserve">и назвать его </w:t>
       </w:r>
-      <w:proofErr w:type="spellStart"/>
       <w:r>
         <w:rPr>
           <w:lang w:val="en-US"/>
         </w:rPr>
         <w:t>HelloApp</w:t>
       </w:r>
-      <w:proofErr w:type="spellEnd"/>
     </w:p>
     <w:p>
       <w:r>
@@ -248,44 +236,23 @@
     </w:p>
     <w:p>
       <w:r>
-        <w:t xml:space="preserve">- выбрать платформу </w:t>
-      </w:r>
-      <w:r>
-        <w:rPr>
-          <w:lang w:val="en-US"/>
-        </w:rPr>
-        <w:t>Desktop</w:t>
-      </w:r>
-      <w:r>
-        <w:t xml:space="preserve">, </w:t>
-      </w:r>
-      <w:r>
-        <w:rPr>
-          <w:lang w:val="en-US"/>
-        </w:rPr>
-        <w:t>Android</w:t>
-      </w:r>
-      <w:r>
-        <w:t>,</w:t>
-      </w:r>
-    </w:p>
-    <w:p>
-      <w:pPr>
-        <w:rPr>
-          <w:lang w:val="en-US"/>
-        </w:rPr>
-      </w:pPr>
-      <w:r>
         <w:t xml:space="preserve">- указать фреймворк </w:t>
       </w:r>
-      <w:proofErr w:type="spellStart"/>
       <w:r>
         <w:rPr>
           <w:lang w:val="en-US"/>
         </w:rPr>
         <w:t>CommunityToolkit</w:t>
       </w:r>
-      <w:proofErr w:type="spellEnd"/>
+    </w:p>
+    <w:p/>
+    <w:p>
+      <w:pPr>
+        <w:pStyle w:val="2"/>
+      </w:pPr>
+      <w:r>
+        <w:t>Добавление страниц</w:t>
+      </w:r>
     </w:p>
     <w:p>
       <w:pPr>
@@ -296,30 +263,64 @@
         </w:numPr>
       </w:pPr>
       <w:r>
-        <w:t xml:space="preserve">Изменить запускаемый проект на </w:t>
-      </w:r>
-      <w:proofErr w:type="spellStart"/>
-      <w:r>
-        <w:rPr>
-          <w:lang w:val="en-US"/>
-        </w:rPr>
-        <w:t>HelloApp</w:t>
-      </w:r>
-      <w:proofErr w:type="spellEnd"/>
-      <w:r>
-        <w:t>.</w:t>
-      </w:r>
-      <w:r>
-        <w:rPr>
-          <w:lang w:val="en-US"/>
-        </w:rPr>
-        <w:t>Desktop</w:t>
-      </w:r>
-      <w:r>
-        <w:t xml:space="preserve">. </w:t>
-      </w:r>
-      <w:r>
-        <w:t>Запустить приложение.</w:t>
+        <w:t xml:space="preserve">Добавьте в приложение новую страницу </w:t>
+      </w:r>
+      <w:r>
+        <w:rPr>
+          <w:lang w:val="en-US"/>
+        </w:rPr>
+        <w:t>HomeView</w:t>
+      </w:r>
+      <w:r>
+        <w:t xml:space="preserve"> (Добавить –</w:t>
+      </w:r>
+      <w:r>
+        <w:t xml:space="preserve"> </w:t>
+      </w:r>
+      <w:r>
+        <w:t xml:space="preserve">Создать новый элемент – </w:t>
+      </w:r>
+      <w:r>
+        <w:rPr>
+          <w:lang w:val="en-US"/>
+        </w:rPr>
+        <w:t>Avalonia</w:t>
+      </w:r>
+      <w:r>
+        <w:t xml:space="preserve"> </w:t>
+      </w:r>
+      <w:r>
+        <w:t>–</w:t>
+      </w:r>
+      <w:r>
+        <w:t xml:space="preserve"> </w:t>
+      </w:r>
+      <w:r>
+        <w:rPr>
+          <w:lang w:val="en-US"/>
+        </w:rPr>
+        <w:t>Avalonia</w:t>
+      </w:r>
+      <w:r>
+        <w:t xml:space="preserve"> </w:t>
+      </w:r>
+      <w:r>
+        <w:rPr>
+          <w:lang w:val="en-US"/>
+        </w:rPr>
+        <w:t>User</w:t>
+      </w:r>
+      <w:r>
+        <w:t xml:space="preserve"> </w:t>
+      </w:r>
+      <w:r>
+        <w:rPr>
+          <w:lang w:val="en-US"/>
+        </w:rPr>
+        <w:t>Control</w:t>
+      </w:r>
+      <w:r>
+        <w:t>)</w:t>
       </w:r>
     </w:p>
     <w:p>
@@ -331,16 +332,23 @@
         </w:numPr>
       </w:pPr>
       <w:r>
-        <w:t xml:space="preserve">Изменить запускаемый проект на </w:t>
-      </w:r>
-      <w:proofErr w:type="spellStart"/>
+        <w:t xml:space="preserve">Измените пространство имен </w:t>
+      </w:r>
+      <w:r>
+        <w:rPr>
+          <w:lang w:val="en-US"/>
+        </w:rPr>
+        <w:t>HomeView</w:t>
+      </w:r>
+      <w:r>
+        <w:t xml:space="preserve"> на </w:t>
+      </w:r>
       <w:r>
         <w:rPr>
           <w:lang w:val="en-US"/>
         </w:rPr>
         <w:t>HelloApp</w:t>
       </w:r>
-      <w:proofErr w:type="spellEnd"/>
       <w:r>
         <w:t>.</w:t>
       </w:r>
@@ -348,22 +356,55 @@
         <w:rPr>
           <w:lang w:val="en-US"/>
         </w:rPr>
-        <w:t>Android</w:t>
-      </w:r>
-      <w:r>
-        <w:t xml:space="preserve">. </w:t>
-      </w:r>
-      <w:r>
-        <w:t>Запустить приложение.</w:t>
-      </w:r>
-    </w:p>
-    <w:p/>
-    <w:p>
-      <w:pPr>
-        <w:pStyle w:val="2"/>
-      </w:pPr>
-      <w:r>
-        <w:t>Добавление страниц</w:t>
+        <w:t>Views</w:t>
+      </w:r>
+      <w:r>
+        <w:t xml:space="preserve"> (</w:t>
+      </w:r>
+      <w:r>
+        <w:t xml:space="preserve">измените </w:t>
+      </w:r>
+      <w:r>
+        <w:t>.</w:t>
+      </w:r>
+      <w:r>
+        <w:rPr>
+          <w:lang w:val="en-US"/>
+        </w:rPr>
+        <w:t>axaml</w:t>
+      </w:r>
+      <w:r>
+        <w:t xml:space="preserve"> </w:t>
+      </w:r>
+      <w:r>
+        <w:t xml:space="preserve">и </w:t>
+      </w:r>
+      <w:r>
+        <w:t>.</w:t>
+      </w:r>
+      <w:r>
+        <w:rPr>
+          <w:lang w:val="en-US"/>
+        </w:rPr>
+        <w:t>axaml</w:t>
+      </w:r>
+      <w:r>
+        <w:t>.</w:t>
+      </w:r>
+      <w:r>
+        <w:rPr>
+          <w:lang w:val="en-US"/>
+        </w:rPr>
+        <w:t>cs</w:t>
+      </w:r>
+      <w:r>
+        <w:t xml:space="preserve"> </w:t>
+      </w:r>
+      <w:r>
+        <w:t>файлы</w:t>
+      </w:r>
+      <w:r>
+        <w:t>)</w:t>
       </w:r>
     </w:p>
     <w:p>
@@ -375,24 +416,28 @@
         </w:numPr>
       </w:pPr>
       <w:r>
-        <w:t xml:space="preserve">Добавьте в приложение новую страницу </w:t>
-      </w:r>
-      <w:proofErr w:type="spellStart"/>
-      <w:r>
-        <w:rPr>
-          <w:lang w:val="en-US"/>
-        </w:rPr>
-        <w:t>HomeView</w:t>
-      </w:r>
-      <w:proofErr w:type="spellEnd"/>
-      <w:r>
-        <w:t xml:space="preserve"> (Добавить –</w:t>
-      </w:r>
-      <w:r>
-        <w:t xml:space="preserve"> </w:t>
-      </w:r>
-      <w:r>
-        <w:t xml:space="preserve">Создать новый элемент – </w:t>
+        <w:t xml:space="preserve">На странице расположите </w:t>
+      </w:r>
+      <w:r>
+        <w:rPr>
+          <w:lang w:val="en-US"/>
+        </w:rPr>
+        <w:t>TextBlock</w:t>
+      </w:r>
+      <w:r>
+        <w:t xml:space="preserve"> </w:t>
+      </w:r>
+      <w:r>
+        <w:t>с текстом «</w:t>
+      </w:r>
+      <w:r>
+        <w:rPr>
+          <w:lang w:val="en-US"/>
+        </w:rPr>
+        <w:t>Hello</w:t>
+      </w:r>
+      <w:r>
+        <w:t xml:space="preserve"> </w:t>
       </w:r>
       <w:r>
         <w:rPr>
@@ -401,40 +446,10 @@
         <w:t>Avalonia</w:t>
       </w:r>
       <w:r>
-        <w:t xml:space="preserve"> </w:t>
-      </w:r>
-      <w:r>
-        <w:t>–</w:t>
-      </w:r>
-      <w:r>
-        <w:t xml:space="preserve"> </w:t>
-      </w:r>
-      <w:r>
-        <w:rPr>
-          <w:lang w:val="en-US"/>
-        </w:rPr>
-        <w:t>Avalonia</w:t>
-      </w:r>
-      <w:r>
-        <w:t xml:space="preserve"> </w:t>
-      </w:r>
-      <w:r>
-        <w:rPr>
-          <w:lang w:val="en-US"/>
-        </w:rPr>
-        <w:t>User</w:t>
-      </w:r>
-      <w:r>
-        <w:t xml:space="preserve"> </w:t>
-      </w:r>
-      <w:r>
-        <w:rPr>
-          <w:lang w:val="en-US"/>
-        </w:rPr>
-        <w:t>Control</w:t>
-      </w:r>
-      <w:r>
-        <w:t>)</w:t>
+        <w:t>!</w:t>
+      </w:r>
+      <w:r>
+        <w:t>»</w:t>
       </w:r>
     </w:p>
     <w:p>
@@ -446,91 +461,37 @@
         </w:numPr>
       </w:pPr>
       <w:r>
-        <w:t xml:space="preserve">Измените пространство имен </w:t>
-      </w:r>
-      <w:proofErr w:type="spellStart"/>
+        <w:t xml:space="preserve">В </w:t>
+      </w:r>
+      <w:r>
+        <w:rPr>
+          <w:lang w:val="en-US"/>
+        </w:rPr>
+        <w:t>MainWindow</w:t>
+      </w:r>
+      <w:r>
+        <w:t>.</w:t>
+      </w:r>
+      <w:r>
+        <w:rPr>
+          <w:lang w:val="en-US"/>
+        </w:rPr>
+        <w:t>axaml</w:t>
+      </w:r>
+      <w:r>
+        <w:t xml:space="preserve"> </w:t>
+      </w:r>
+      <w:r>
+        <w:t xml:space="preserve">измените запускаемую страницу на </w:t>
+      </w:r>
       <w:r>
         <w:rPr>
           <w:lang w:val="en-US"/>
         </w:rPr>
         <w:t>HomeView</w:t>
       </w:r>
-      <w:proofErr w:type="spellEnd"/>
-      <w:r>
-        <w:t xml:space="preserve"> на </w:t>
-      </w:r>
-      <w:proofErr w:type="spellStart"/>
-      <w:r>
-        <w:rPr>
-          <w:lang w:val="en-US"/>
-        </w:rPr>
-        <w:t>HelloApp</w:t>
-      </w:r>
-      <w:proofErr w:type="spellEnd"/>
-      <w:r>
-        <w:t>.</w:t>
-      </w:r>
-      <w:r>
-        <w:rPr>
-          <w:lang w:val="en-US"/>
-        </w:rPr>
-        <w:t>Views</w:t>
-      </w:r>
-      <w:r>
-        <w:t xml:space="preserve"> (</w:t>
-      </w:r>
-      <w:proofErr w:type="gramStart"/>
-      <w:r>
-        <w:t xml:space="preserve">измените </w:t>
-      </w:r>
-      <w:r>
-        <w:t>.</w:t>
-      </w:r>
-      <w:proofErr w:type="spellStart"/>
-      <w:r>
-        <w:rPr>
-          <w:lang w:val="en-US"/>
-        </w:rPr>
-        <w:t>axaml</w:t>
-      </w:r>
-      <w:proofErr w:type="spellEnd"/>
-      <w:proofErr w:type="gramEnd"/>
-      <w:r>
-        <w:t xml:space="preserve"> </w:t>
-      </w:r>
-      <w:proofErr w:type="gramStart"/>
-      <w:r>
-        <w:t xml:space="preserve">и </w:t>
-      </w:r>
-      <w:r>
-        <w:t>.</w:t>
-      </w:r>
-      <w:proofErr w:type="spellStart"/>
-      <w:proofErr w:type="gramEnd"/>
-      <w:r>
-        <w:rPr>
-          <w:lang w:val="en-US"/>
-        </w:rPr>
-        <w:t>axaml</w:t>
-      </w:r>
-      <w:proofErr w:type="spellEnd"/>
-      <w:r>
-        <w:t>.</w:t>
-      </w:r>
-      <w:r>
-        <w:rPr>
-          <w:lang w:val="en-US"/>
-        </w:rPr>
-        <w:t>cs</w:t>
-      </w:r>
-      <w:r>
-        <w:t xml:space="preserve"> </w:t>
-      </w:r>
-      <w:r>
-        <w:t>файлы</w:t>
-      </w:r>
-      <w:r>
-        <w:t>)</w:t>
+      <w:r>
+        <w:t>. Запустите приложение.</w:t>
       </w:r>
     </w:p>
     <w:p>
@@ -542,111 +503,14 @@
         </w:numPr>
       </w:pPr>
       <w:r>
-        <w:t xml:space="preserve">На странице расположите </w:t>
-      </w:r>
-      <w:proofErr w:type="spellStart"/>
+        <w:t xml:space="preserve">Измените параметры </w:t>
+      </w:r>
       <w:r>
         <w:rPr>
           <w:lang w:val="en-US"/>
         </w:rPr>
         <w:t>TextBlock</w:t>
       </w:r>
-      <w:proofErr w:type="spellEnd"/>
-      <w:r>
-        <w:t xml:space="preserve"> </w:t>
-      </w:r>
-      <w:r>
-        <w:t>с текстом «</w:t>
-      </w:r>
-      <w:r>
-        <w:rPr>
-          <w:lang w:val="en-US"/>
-        </w:rPr>
-        <w:t>Hello</w:t>
-      </w:r>
-      <w:r>
-        <w:t xml:space="preserve"> </w:t>
-      </w:r>
-      <w:r>
-        <w:rPr>
-          <w:lang w:val="en-US"/>
-        </w:rPr>
-        <w:t>Avalonia</w:t>
-      </w:r>
-      <w:r>
-        <w:t>!</w:t>
-      </w:r>
-      <w:r>
-        <w:t>»</w:t>
-      </w:r>
-    </w:p>
-    <w:p>
-      <w:pPr>
-        <w:pStyle w:val="2"/>
-        <w:numPr>
-          <w:ilvl w:val="2"/>
-          <w:numId w:val="6"/>
-        </w:numPr>
-      </w:pPr>
-      <w:r>
-        <w:t xml:space="preserve">В </w:t>
-      </w:r>
-      <w:proofErr w:type="spellStart"/>
-      <w:r>
-        <w:rPr>
-          <w:lang w:val="en-US"/>
-        </w:rPr>
-        <w:t>MainWindow</w:t>
-      </w:r>
-      <w:proofErr w:type="spellEnd"/>
-      <w:r>
-        <w:t>.</w:t>
-      </w:r>
-      <w:proofErr w:type="spellStart"/>
-      <w:r>
-        <w:rPr>
-          <w:lang w:val="en-US"/>
-        </w:rPr>
-        <w:t>axaml</w:t>
-      </w:r>
-      <w:proofErr w:type="spellEnd"/>
-      <w:r>
-        <w:t xml:space="preserve"> </w:t>
-      </w:r>
-      <w:r>
-        <w:t xml:space="preserve">измените запускаемую страницу на </w:t>
-      </w:r>
-      <w:proofErr w:type="spellStart"/>
-      <w:r>
-        <w:rPr>
-          <w:lang w:val="en-US"/>
-        </w:rPr>
-        <w:t>HomeView</w:t>
-      </w:r>
-      <w:proofErr w:type="spellEnd"/>
-      <w:r>
-        <w:t>. Запустите приложение.</w:t>
-      </w:r>
-    </w:p>
-    <w:p>
-      <w:pPr>
-        <w:pStyle w:val="2"/>
-        <w:numPr>
-          <w:ilvl w:val="2"/>
-          <w:numId w:val="6"/>
-        </w:numPr>
-      </w:pPr>
-      <w:r>
-        <w:t xml:space="preserve">Измените параметры </w:t>
-      </w:r>
-      <w:proofErr w:type="spellStart"/>
-      <w:r>
-        <w:rPr>
-          <w:lang w:val="en-US"/>
-        </w:rPr>
-        <w:t>TextBlock</w:t>
-      </w:r>
-      <w:proofErr w:type="spellEnd"/>
       <w:r>
         <w:t xml:space="preserve">. </w:t>
       </w:r>
@@ -683,39 +547,33 @@
       <w:r>
         <w:t xml:space="preserve">В </w:t>
       </w:r>
-      <w:proofErr w:type="spellStart"/>
       <w:r>
         <w:rPr>
           <w:lang w:val="en-US"/>
         </w:rPr>
         <w:t>HomeView</w:t>
       </w:r>
-      <w:proofErr w:type="spellEnd"/>
       <w:r>
         <w:t xml:space="preserve"> добавьте </w:t>
       </w:r>
-      <w:proofErr w:type="spellStart"/>
       <w:r>
         <w:rPr>
           <w:lang w:val="en-US"/>
         </w:rPr>
         <w:t>StackPanel</w:t>
       </w:r>
-      <w:proofErr w:type="spellEnd"/>
       <w:r>
         <w:t xml:space="preserve"> и </w:t>
       </w:r>
       <w:r>
         <w:t xml:space="preserve">переместите </w:t>
       </w:r>
-      <w:proofErr w:type="spellStart"/>
       <w:r>
         <w:rPr>
           <w:lang w:val="en-US"/>
         </w:rPr>
         <w:t>TextBlock</w:t>
       </w:r>
-      <w:proofErr w:type="spellEnd"/>
       <w:r>
         <w:t xml:space="preserve"> </w:t>
       </w:r>
@@ -734,14 +592,12 @@
       <w:r>
         <w:t xml:space="preserve">Добавьте в </w:t>
       </w:r>
-      <w:proofErr w:type="spellStart"/>
       <w:r>
         <w:rPr>
           <w:lang w:val="en-US"/>
         </w:rPr>
         <w:t>StackPanel</w:t>
       </w:r>
-      <w:proofErr w:type="spellEnd"/>
       <w:r>
         <w:t xml:space="preserve"> кнопку</w:t>
       </w:r>
@@ -763,42 +619,36 @@
       <w:r>
         <w:t xml:space="preserve">Создать в папке </w:t>
       </w:r>
-      <w:proofErr w:type="spellStart"/>
       <w:r>
         <w:rPr>
           <w:lang w:val="en-US"/>
         </w:rPr>
         <w:t>ViewModels</w:t>
       </w:r>
-      <w:proofErr w:type="spellEnd"/>
       <w:r>
         <w:t xml:space="preserve"> </w:t>
       </w:r>
       <w:r>
         <w:t xml:space="preserve">новый класс </w:t>
       </w:r>
-      <w:proofErr w:type="spellStart"/>
       <w:r>
         <w:rPr>
           <w:lang w:val="en-US"/>
         </w:rPr>
         <w:t>HomeViewModel</w:t>
       </w:r>
-      <w:proofErr w:type="spellEnd"/>
       <w:r>
         <w:t xml:space="preserve">. </w:t>
       </w:r>
       <w:r>
         <w:t xml:space="preserve">Данный класс должен быть наследником класса </w:t>
       </w:r>
-      <w:proofErr w:type="spellStart"/>
       <w:r>
         <w:rPr>
           <w:lang w:val="en-US"/>
         </w:rPr>
         <w:t>ViewModelBase</w:t>
       </w:r>
-      <w:proofErr w:type="spellEnd"/>
       <w:r>
         <w:t xml:space="preserve"> </w:t>
       </w:r>
@@ -809,7 +659,6 @@
         <w:rPr>
           <w:lang w:val="en-US"/>
         </w:rPr>
-        <w:lastRenderedPageBreak/>
         <w:t>partial</w:t>
       </w:r>
       <w:r>
@@ -825,21 +674,11 @@
         </w:numPr>
       </w:pPr>
       <w:r>
-        <w:t xml:space="preserve">В классе определить поле с атрибутом </w:t>
-      </w:r>
-      <w:proofErr w:type="spellStart"/>
-      <w:r>
-        <w:t>ObservableProperty</w:t>
-      </w:r>
-      <w:proofErr w:type="spellEnd"/>
-      <w:r>
-        <w:t xml:space="preserve"> и метод с атрибутом </w:t>
-      </w:r>
-      <w:proofErr w:type="spellStart"/>
+        <w:t xml:space="preserve">В классе определить поле с атрибутом ObservableProperty и метод с атрибутом </w:t>
+      </w:r>
       <w:r>
         <w:t>RelayCommand</w:t>
       </w:r>
-      <w:proofErr w:type="spellEnd"/>
       <w:r>
         <w:t>:</w:t>
       </w:r>
@@ -849,15 +688,7 @@
         <w:pStyle w:val="ad"/>
       </w:pPr>
       <w:r>
-        <w:t>[</w:t>
-      </w:r>
-      <w:proofErr w:type="spellStart"/>
-      <w:r>
-        <w:t>ObservableProperty</w:t>
-      </w:r>
-      <w:proofErr w:type="spellEnd"/>
-      <w:r>
-        <w:t>]</w:t>
+        <w:t>[ObservableProperty]</w:t>
       </w:r>
     </w:p>
     <w:p>
@@ -865,13 +696,8 @@
         <w:pStyle w:val="ad"/>
       </w:pPr>
       <w:r>
-        <w:t xml:space="preserve">private string </w:t>
-      </w:r>
-      <w:proofErr w:type="gramStart"/>
-      <w:r>
-        <w:t>text;</w:t>
-      </w:r>
-      <w:proofErr w:type="gramEnd"/>
+        <w:t>private string text;</w:t>
+      </w:r>
     </w:p>
     <w:p>
       <w:pPr>
@@ -883,15 +709,7 @@
         <w:pStyle w:val="ad"/>
       </w:pPr>
       <w:r>
-        <w:t>[</w:t>
-      </w:r>
-      <w:proofErr w:type="spellStart"/>
-      <w:r>
-        <w:t>RelayCommand</w:t>
-      </w:r>
-      <w:proofErr w:type="spellEnd"/>
-      <w:r>
-        <w:t>]</w:t>
+        <w:t>[RelayCommand]</w:t>
       </w:r>
     </w:p>
     <w:p>
@@ -899,18 +717,8 @@
         <w:pStyle w:val="ad"/>
       </w:pPr>
       <w:r>
-        <w:t xml:space="preserve">public void </w:t>
-      </w:r>
-      <w:proofErr w:type="spellStart"/>
-      <w:proofErr w:type="gramStart"/>
-      <w:r>
-        <w:t>ChangeText</w:t>
-      </w:r>
-      <w:proofErr w:type="spellEnd"/>
-      <w:r>
-        <w:t>(){</w:t>
-      </w:r>
-      <w:proofErr w:type="gramEnd"/>
+        <w:t>public void ChangeText(){</w:t>
+      </w:r>
     </w:p>
     <w:p>
       <w:pPr>
@@ -940,6 +748,9 @@
       </w:r>
       <w:r>
         <w:t>"</w:t>
+      </w:r>
+      <w:r>
+        <w:t>;</w:t>
       </w:r>
     </w:p>
     <w:p>
@@ -979,25 +790,21 @@
       <w:r>
         <w:t xml:space="preserve">Откройте файл </w:t>
       </w:r>
-      <w:proofErr w:type="spellStart"/>
       <w:r>
         <w:rPr>
           <w:lang w:val="en-US"/>
         </w:rPr>
         <w:t>HomeView</w:t>
       </w:r>
-      <w:proofErr w:type="spellEnd"/>
       <w:r>
         <w:t>.</w:t>
       </w:r>
-      <w:proofErr w:type="spellStart"/>
       <w:r>
         <w:rPr>
           <w:lang w:val="en-US"/>
         </w:rPr>
         <w:t>axaml</w:t>
       </w:r>
-      <w:proofErr w:type="spellEnd"/>
       <w:r>
         <w:t>.</w:t>
       </w:r>
@@ -1013,14 +820,12 @@
       <w:r>
         <w:t xml:space="preserve">и в конструкторе установите значение </w:t>
       </w:r>
-      <w:proofErr w:type="spellStart"/>
       <w:r>
         <w:rPr>
           <w:lang w:val="en-US"/>
         </w:rPr>
         <w:t>DataContext</w:t>
       </w:r>
-      <w:proofErr w:type="spellEnd"/>
       <w:r>
         <w:t>:</w:t>
       </w:r>
@@ -1047,8 +852,6 @@
         </w:rPr>
         <w:t xml:space="preserve"> </w:t>
       </w:r>
-      <w:proofErr w:type="spellStart"/>
-      <w:proofErr w:type="gramStart"/>
       <w:r>
         <w:rPr>
           <w:highlight w:val="white"/>
@@ -1061,21 +864,12 @@
         </w:rPr>
         <w:t>View</w:t>
       </w:r>
-      <w:proofErr w:type="spellEnd"/>
-      <w:r>
-        <w:rPr>
-          <w:color w:val="000000"/>
-          <w:highlight w:val="white"/>
-        </w:rPr>
-        <w:t>(</w:t>
-      </w:r>
-      <w:proofErr w:type="gramEnd"/>
-      <w:r>
-        <w:rPr>
-          <w:color w:val="000000"/>
-          <w:highlight w:val="white"/>
-        </w:rPr>
-        <w:t>)</w:t>
+      <w:r>
+        <w:rPr>
+          <w:color w:val="000000"/>
+          <w:highlight w:val="white"/>
+        </w:rPr>
+        <w:t>()</w:t>
       </w:r>
     </w:p>
     <w:p>
@@ -1107,26 +901,8 @@
           <w:color w:val="000000"/>
           <w:highlight w:val="white"/>
         </w:rPr>
-        <w:t xml:space="preserve">    </w:t>
-      </w:r>
-      <w:proofErr w:type="spellStart"/>
-      <w:proofErr w:type="gramStart"/>
-      <w:r>
-        <w:rPr>
-          <w:color w:val="000000"/>
-          <w:highlight w:val="white"/>
-        </w:rPr>
-        <w:t>InitializeComponent</w:t>
-      </w:r>
-      <w:proofErr w:type="spellEnd"/>
-      <w:r>
-        <w:rPr>
-          <w:color w:val="000000"/>
-          <w:highlight w:val="white"/>
-        </w:rPr>
-        <w:t>();</w:t>
-      </w:r>
-      <w:proofErr w:type="gramEnd"/>
+        <w:t xml:space="preserve">    InitializeComponent();</w:t>
+      </w:r>
     </w:p>
     <w:p>
       <w:pPr>
@@ -1141,23 +917,7 @@
           <w:color w:val="000000"/>
           <w:highlight w:val="white"/>
         </w:rPr>
-        <w:t xml:space="preserve">    </w:t>
-      </w:r>
-      <w:proofErr w:type="spellStart"/>
-      <w:r>
-        <w:rPr>
-          <w:color w:val="000000"/>
-          <w:highlight w:val="white"/>
-        </w:rPr>
-        <w:t>DataContext</w:t>
-      </w:r>
-      <w:proofErr w:type="spellEnd"/>
-      <w:r>
-        <w:rPr>
-          <w:color w:val="000000"/>
-          <w:highlight w:val="white"/>
-        </w:rPr>
-        <w:t xml:space="preserve"> = </w:t>
+        <w:t xml:space="preserve">    DataContext = </w:t>
       </w:r>
       <w:r>
         <w:rPr>
@@ -1173,8 +933,6 @@
         </w:rPr>
         <w:t xml:space="preserve"> </w:t>
       </w:r>
-      <w:proofErr w:type="spellStart"/>
-      <w:proofErr w:type="gramStart"/>
       <w:r>
         <w:rPr>
           <w:highlight w:val="white"/>
@@ -1186,17 +944,8 @@
           <w:color w:val="000000"/>
           <w:highlight w:val="white"/>
         </w:rPr>
-        <w:t>ViewModel</w:t>
-      </w:r>
-      <w:proofErr w:type="spellEnd"/>
-      <w:r>
-        <w:rPr>
-          <w:color w:val="000000"/>
-          <w:highlight w:val="white"/>
-        </w:rPr>
-        <w:t>();</w:t>
-      </w:r>
-      <w:proofErr w:type="gramEnd"/>
+        <w:t>ViewModel();</w:t>
+      </w:r>
     </w:p>
     <w:p>
       <w:pPr>
@@ -1233,14 +982,12 @@
       <w:r>
         <w:t xml:space="preserve"> </w:t>
       </w:r>
-      <w:proofErr w:type="spellStart"/>
       <w:r>
         <w:rPr>
           <w:lang w:val="en-US"/>
         </w:rPr>
         <w:t>UserControl</w:t>
       </w:r>
-      <w:proofErr w:type="spellEnd"/>
       <w:r>
         <w:t xml:space="preserve"> </w:t>
       </w:r>
@@ -1264,36 +1011,20 @@
       <w:pPr>
         <w:pStyle w:val="ad"/>
       </w:pPr>
-      <w:proofErr w:type="spellStart"/>
-      <w:r>
-        <w:t>xmlns:vm</w:t>
-      </w:r>
-      <w:proofErr w:type="spellEnd"/>
-      <w:r>
-        <w:t>="</w:t>
-      </w:r>
-      <w:proofErr w:type="spellStart"/>
-      <w:proofErr w:type="gramStart"/>
-      <w:r>
-        <w:t>using:</w:t>
+      <w:r>
+        <w:t>xmlns:vm="using:</w:t>
       </w:r>
       <w:r>
         <w:t>HelloApp</w:t>
       </w:r>
       <w:r>
-        <w:t>.ViewModels</w:t>
-      </w:r>
-      <w:proofErr w:type="spellEnd"/>
-      <w:proofErr w:type="gramEnd"/>
-      <w:r>
-        <w:t>"</w:t>
+        <w:t>.ViewModels"</w:t>
       </w:r>
     </w:p>
     <w:p>
       <w:pPr>
         <w:pStyle w:val="ad"/>
       </w:pPr>
-      <w:proofErr w:type="gramStart"/>
       <w:r>
         <w:t>x</w:t>
       </w:r>
@@ -1301,11 +1032,7 @@
         <w:t>:</w:t>
       </w:r>
       <w:r>
-        <w:t>DataType</w:t>
-      </w:r>
-      <w:proofErr w:type="gramEnd"/>
-      <w:r>
-        <w:t>=</w:t>
+        <w:t>DataType=</w:t>
       </w:r>
       <w:r>
         <w:rPr>
@@ -1313,19 +1040,15 @@
         </w:rPr>
         <w:t>”</w:t>
       </w:r>
-      <w:proofErr w:type="spellStart"/>
-      <w:proofErr w:type="gramStart"/>
       <w:r>
         <w:t>vm</w:t>
       </w:r>
-      <w:proofErr w:type="spellEnd"/>
       <w:r>
         <w:rPr>
           <w:lang w:val="ru-RU"/>
         </w:rPr>
         <w:t>:</w:t>
       </w:r>
-      <w:proofErr w:type="spellStart"/>
       <w:r>
         <w:rPr>
           <w:highlight w:val="white"/>
@@ -1339,8 +1062,6 @@
         </w:rPr>
         <w:t>ViewModel</w:t>
       </w:r>
-      <w:proofErr w:type="spellEnd"/>
-      <w:proofErr w:type="gramEnd"/>
       <w:r>
         <w:rPr>
           <w:color w:val="000000"/>
@@ -1369,28 +1090,24 @@
       <w:r>
         <w:t xml:space="preserve"> элемента </w:t>
       </w:r>
-      <w:proofErr w:type="spellStart"/>
       <w:r>
         <w:rPr>
           <w:lang w:val="en-US"/>
         </w:rPr>
         <w:t>TextBlock</w:t>
       </w:r>
-      <w:proofErr w:type="spellEnd"/>
       <w:r>
         <w:t xml:space="preserve"> </w:t>
       </w:r>
       <w:r>
         <w:t xml:space="preserve">к соответствующему свойству </w:t>
       </w:r>
-      <w:proofErr w:type="spellStart"/>
       <w:r>
         <w:rPr>
           <w:lang w:val="en-US"/>
         </w:rPr>
         <w:t>HomeViewModel</w:t>
       </w:r>
-      <w:proofErr w:type="spellEnd"/>
       <w:r>
         <w:t xml:space="preserve"> </w:t>
       </w:r>
@@ -1419,11 +1136,7 @@
         <w:t>Button</w:t>
       </w:r>
       <w:r>
-        <w:t xml:space="preserve"> к команде </w:t>
-      </w:r>
-      <w:proofErr w:type="spellStart"/>
-      <w:r>
-        <w:t>ChangeTex</w:t>
+        <w:t xml:space="preserve"> к команде ChangeTex</w:t>
       </w:r>
       <w:r>
         <w:rPr>
@@ -1431,7 +1144,6 @@
         </w:rPr>
         <w:t>tCommand</w:t>
       </w:r>
-      <w:proofErr w:type="spellEnd"/>
       <w:r>
         <w:t>.</w:t>
       </w:r>
@@ -1441,43 +1153,22 @@
         <w:pStyle w:val="ad"/>
       </w:pPr>
       <w:r>
-        <w:t>&lt;</w:t>
-      </w:r>
-      <w:proofErr w:type="spellStart"/>
-      <w:r>
-        <w:t>TextBlock</w:t>
-      </w:r>
-      <w:proofErr w:type="spellEnd"/>
-      <w:r>
-        <w:t xml:space="preserve"> Text</w:t>
-      </w:r>
-      <w:proofErr w:type="gramStart"/>
+        <w:t>&lt;TextBlock Text</w:t>
+      </w:r>
       <w:r>
         <w:t>=</w:t>
       </w:r>
       <w:r>
-        <w:t>"{</w:t>
-      </w:r>
-      <w:proofErr w:type="gramEnd"/>
-      <w:r>
-        <w:t xml:space="preserve">Binding </w:t>
+        <w:t xml:space="preserve">"{Binding </w:t>
       </w:r>
       <w:r>
         <w:t>Text</w:t>
       </w:r>
       <w:r>
-        <w:t>}</w:t>
-      </w:r>
-      <w:proofErr w:type="gramStart"/>
-      <w:r>
-        <w:t>"</w:t>
-      </w:r>
-      <w:r>
-        <w:t xml:space="preserve">  ...</w:t>
-      </w:r>
-      <w:proofErr w:type="gramEnd"/>
-      <w:r>
-        <w:t xml:space="preserve"> /&gt;</w:t>
+        <w:t>}"</w:t>
+      </w:r>
+      <w:r>
+        <w:t xml:space="preserve">  ... /&gt;</w:t>
       </w:r>
     </w:p>
     <w:p>
@@ -1485,29 +1176,14 @@
         <w:pStyle w:val="ad"/>
       </w:pPr>
       <w:r>
-        <w:t>&lt;Button Command</w:t>
-      </w:r>
-      <w:proofErr w:type="gramStart"/>
-      <w:r>
-        <w:t>="{</w:t>
-      </w:r>
-      <w:proofErr w:type="gramEnd"/>
-      <w:r>
-        <w:t xml:space="preserve">Binding </w:t>
-      </w:r>
-      <w:proofErr w:type="spellStart"/>
-      <w:proofErr w:type="gramStart"/>
+        <w:t xml:space="preserve">&lt;Button Command="{Binding </w:t>
+      </w:r>
       <w:r>
         <w:t>ChangeText</w:t>
       </w:r>
       <w:r>
-        <w:t>Command</w:t>
-      </w:r>
-      <w:proofErr w:type="spellEnd"/>
-      <w:r>
-        <w:t>}"</w:t>
-      </w:r>
-      <w:proofErr w:type="gramEnd"/>
+        <w:t>Command}"</w:t>
+      </w:r>
       <w:r>
         <w:t xml:space="preserve"> ... /&gt;</w:t>
       </w:r>
@@ -1545,18 +1221,13 @@
         </w:numPr>
       </w:pPr>
       <w:r>
-        <w:t xml:space="preserve">Добавить на экран </w:t>
-      </w:r>
-      <w:proofErr w:type="spellStart"/>
-      <w:r>
-        <w:rPr>
-          <w:lang w:val="en-US"/>
-        </w:rPr>
-        <w:t>DockPanel</w:t>
-      </w:r>
-      <w:proofErr w:type="spellEnd"/>
-      <w:r>
-        <w:t>, задать для нее размеры.</w:t>
+        <w:t xml:space="preserve">Создать новый экран </w:t>
+      </w:r>
+      <w:r>
+        <w:rPr>
+          <w:lang w:val="en-US"/>
+        </w:rPr>
+        <w:t>ContainersView</w:t>
       </w:r>
     </w:p>
     <w:p>
@@ -1568,31 +1239,8 @@
         </w:numPr>
       </w:pPr>
       <w:r>
-        <w:t xml:space="preserve">В панели расположить 5 </w:t>
-      </w:r>
-      <w:r>
-        <w:rPr>
-          <w:lang w:val="en-US"/>
-        </w:rPr>
-        <w:t>Rectangle</w:t>
-      </w:r>
-      <w:r>
-        <w:t xml:space="preserve"> разных цветов. Поочередно для них указать свойства:</w:t>
-      </w:r>
-    </w:p>
-    <w:p>
-      <w:pPr>
-        <w:rPr>
-          <w:lang w:val="en-US"/>
-        </w:rPr>
-      </w:pPr>
-      <w:r>
-        <w:rPr>
-          <w:lang w:val="en-US"/>
-        </w:rPr>
-        <w:t xml:space="preserve">- </w:t>
-      </w:r>
-      <w:proofErr w:type="spellStart"/>
+        <w:t xml:space="preserve">Добавить на экран </w:t>
+      </w:r>
       <w:r>
         <w:rPr>
           <w:lang w:val="en-US"/>
@@ -1600,203 +1248,7 @@
         <w:t>DockPanel</w:t>
       </w:r>
       <w:r>
-        <w:rPr>
-          <w:lang w:val="en-US"/>
-        </w:rPr>
-        <w:t>.</w:t>
-      </w:r>
-      <w:r>
-        <w:rPr>
-          <w:lang w:val="en-US"/>
-        </w:rPr>
-        <w:t>Dock</w:t>
-      </w:r>
-      <w:proofErr w:type="spellEnd"/>
-      <w:proofErr w:type="gramStart"/>
-      <w:r>
-        <w:rPr>
-          <w:lang w:val="en-US"/>
-        </w:rPr>
-        <w:t>=”Top</w:t>
-      </w:r>
-      <w:proofErr w:type="gramEnd"/>
-      <w:r>
-        <w:rPr>
-          <w:lang w:val="en-US"/>
-        </w:rPr>
-        <w:t>”</w:t>
-      </w:r>
-      <w:r>
-        <w:rPr>
-          <w:lang w:val="en-US"/>
-        </w:rPr>
-        <w:t xml:space="preserve"> </w:t>
-      </w:r>
-      <w:r>
-        <w:rPr>
-          <w:lang w:val="en-US"/>
-        </w:rPr>
-        <w:t>Height=”100”</w:t>
-      </w:r>
-    </w:p>
-    <w:p>
-      <w:pPr>
-        <w:rPr>
-          <w:lang w:val="en-US"/>
-        </w:rPr>
-      </w:pPr>
-      <w:r>
-        <w:rPr>
-          <w:lang w:val="en-US"/>
-        </w:rPr>
-        <w:t xml:space="preserve">- </w:t>
-      </w:r>
-      <w:proofErr w:type="spellStart"/>
-      <w:r>
-        <w:rPr>
-          <w:lang w:val="en-US"/>
-        </w:rPr>
-        <w:t>DockPanel</w:t>
-      </w:r>
-      <w:r>
-        <w:rPr>
-          <w:lang w:val="en-US"/>
-        </w:rPr>
-        <w:t>.</w:t>
-      </w:r>
-      <w:r>
-        <w:rPr>
-          <w:lang w:val="en-US"/>
-        </w:rPr>
-        <w:t>Dock</w:t>
-      </w:r>
-      <w:proofErr w:type="spellEnd"/>
-      <w:proofErr w:type="gramStart"/>
-      <w:r>
-        <w:rPr>
-          <w:lang w:val="en-US"/>
-        </w:rPr>
-        <w:t>=”Left</w:t>
-      </w:r>
-      <w:proofErr w:type="gramEnd"/>
-      <w:r>
-        <w:rPr>
-          <w:lang w:val="en-US"/>
-        </w:rPr>
-        <w:t>” Width=”100”</w:t>
-      </w:r>
-    </w:p>
-    <w:p>
-      <w:pPr>
-        <w:rPr>
-          <w:lang w:val="en-US"/>
-        </w:rPr>
-      </w:pPr>
-      <w:r>
-        <w:rPr>
-          <w:lang w:val="en-US"/>
-        </w:rPr>
-        <w:t xml:space="preserve">- </w:t>
-      </w:r>
-      <w:proofErr w:type="spellStart"/>
-      <w:r>
-        <w:rPr>
-          <w:lang w:val="en-US"/>
-        </w:rPr>
-        <w:t>DockPanel</w:t>
-      </w:r>
-      <w:r>
-        <w:rPr>
-          <w:lang w:val="en-US"/>
-        </w:rPr>
-        <w:t>.</w:t>
-      </w:r>
-      <w:r>
-        <w:rPr>
-          <w:lang w:val="en-US"/>
-        </w:rPr>
-        <w:t>Dock</w:t>
-      </w:r>
-      <w:proofErr w:type="spellEnd"/>
-      <w:proofErr w:type="gramStart"/>
-      <w:r>
-        <w:rPr>
-          <w:lang w:val="en-US"/>
-        </w:rPr>
-        <w:t>=”Bottom</w:t>
-      </w:r>
-      <w:proofErr w:type="gramEnd"/>
-      <w:r>
-        <w:rPr>
-          <w:lang w:val="en-US"/>
-        </w:rPr>
-        <w:t>” Height=”100”</w:t>
-      </w:r>
-    </w:p>
-    <w:p>
-      <w:pPr>
-        <w:rPr>
-          <w:lang w:val="en-US"/>
-        </w:rPr>
-      </w:pPr>
-      <w:r>
-        <w:rPr>
-          <w:lang w:val="en-US"/>
-        </w:rPr>
-        <w:t xml:space="preserve">- </w:t>
-      </w:r>
-      <w:proofErr w:type="spellStart"/>
-      <w:r>
-        <w:rPr>
-          <w:lang w:val="en-US"/>
-        </w:rPr>
-        <w:t>DockPanel</w:t>
-      </w:r>
-      <w:r>
-        <w:rPr>
-          <w:lang w:val="en-US"/>
-        </w:rPr>
-        <w:t>.</w:t>
-      </w:r>
-      <w:r>
-        <w:rPr>
-          <w:lang w:val="en-US"/>
-        </w:rPr>
-        <w:t>Dock</w:t>
-      </w:r>
-      <w:proofErr w:type="spellEnd"/>
-      <w:proofErr w:type="gramStart"/>
-      <w:r>
-        <w:rPr>
-          <w:lang w:val="en-US"/>
-        </w:rPr>
-        <w:t>=”Right</w:t>
-      </w:r>
-      <w:proofErr w:type="gramEnd"/>
-      <w:r>
-        <w:rPr>
-          <w:lang w:val="en-US"/>
-        </w:rPr>
-        <w:t>” Width=”100”</w:t>
-      </w:r>
-    </w:p>
-    <w:p>
-      <w:pPr>
-        <w:tabs>
-          <w:tab w:val="left" w:pos="3027"/>
-        </w:tabs>
-      </w:pPr>
-      <w:r>
-        <w:t xml:space="preserve">Для последнего </w:t>
-      </w:r>
-      <w:r>
-        <w:rPr>
-          <w:lang w:val="en-US"/>
-        </w:rPr>
-        <w:t>Rectangle</w:t>
-      </w:r>
-      <w:r>
-        <w:t xml:space="preserve"> свойство не устанавливайте.</w:t>
+        <w:t>, задать для нее размеры.</w:t>
       </w:r>
     </w:p>
     <w:p>
@@ -1808,87 +1260,177 @@
         </w:numPr>
       </w:pPr>
       <w:r>
-        <w:t xml:space="preserve">Добавить на экран </w:t>
-      </w:r>
-      <w:r>
-        <w:rPr>
-          <w:lang w:val="en-US"/>
-        </w:rPr>
-        <w:t>Grid</w:t>
-      </w:r>
-      <w:r>
-        <w:t xml:space="preserve">, </w:t>
-      </w:r>
-      <w:r>
-        <w:t>задать для него размеры</w:t>
-      </w:r>
-      <w:r>
-        <w:t xml:space="preserve"> </w:t>
-      </w:r>
-      <w:r>
-        <w:t xml:space="preserve">и параметры </w:t>
-      </w:r>
-      <w:r>
-        <w:rPr>
-          <w:lang w:val="en-US"/>
-        </w:rPr>
-        <w:t>Grid</w:t>
-      </w:r>
-      <w:r>
+        <w:t xml:space="preserve">В панели расположить 5 </w:t>
+      </w:r>
+      <w:r>
+        <w:rPr>
+          <w:lang w:val="en-US"/>
+        </w:rPr>
+        <w:t>Rectangle</w:t>
+      </w:r>
+      <w:r>
+        <w:t xml:space="preserve"> разных цветов. Поочередно для них указать свойства:</w:t>
+      </w:r>
+    </w:p>
+    <w:p>
+      <w:pPr>
+        <w:rPr>
+          <w:lang w:val="en-US"/>
+        </w:rPr>
+      </w:pPr>
+      <w:r>
+        <w:rPr>
+          <w:lang w:val="en-US"/>
+        </w:rPr>
+        <w:t xml:space="preserve">- </w:t>
+      </w:r>
+      <w:r>
+        <w:rPr>
+          <w:lang w:val="en-US"/>
+        </w:rPr>
+        <w:t>DockPanel</w:t>
+      </w:r>
+      <w:r>
+        <w:rPr>
+          <w:lang w:val="en-US"/>
+        </w:rPr>
         <w:t>.</w:t>
       </w:r>
-      <w:proofErr w:type="spellStart"/>
-      <w:r>
-        <w:rPr>
-          <w:lang w:val="en-US"/>
-        </w:rPr>
-        <w:t>ColumnDefinitions</w:t>
-      </w:r>
-      <w:proofErr w:type="spellEnd"/>
-      <w:proofErr w:type="gramStart"/>
-      <w:r>
-        <w:t>=”*</w:t>
-      </w:r>
-      <w:proofErr w:type="gramEnd"/>
-      <w:r>
-        <w:t>,2*”</w:t>
-      </w:r>
-      <w:r>
-        <w:t xml:space="preserve">, </w:t>
-      </w:r>
-      <w:r>
-        <w:rPr>
-          <w:lang w:val="en-US"/>
-        </w:rPr>
-        <w:t>Grid</w:t>
-      </w:r>
-      <w:r>
+      <w:r>
+        <w:rPr>
+          <w:lang w:val="en-US"/>
+        </w:rPr>
+        <w:t>Dock=”Top”</w:t>
+      </w:r>
+      <w:r>
+        <w:rPr>
+          <w:lang w:val="en-US"/>
+        </w:rPr>
+        <w:t xml:space="preserve"> </w:t>
+      </w:r>
+      <w:r>
+        <w:rPr>
+          <w:lang w:val="en-US"/>
+        </w:rPr>
+        <w:t>Height=”100”</w:t>
+      </w:r>
+    </w:p>
+    <w:p>
+      <w:pPr>
+        <w:rPr>
+          <w:lang w:val="en-US"/>
+        </w:rPr>
+      </w:pPr>
+      <w:r>
+        <w:rPr>
+          <w:lang w:val="en-US"/>
+        </w:rPr>
+        <w:t xml:space="preserve">- </w:t>
+      </w:r>
+      <w:r>
+        <w:rPr>
+          <w:lang w:val="en-US"/>
+        </w:rPr>
+        <w:t>DockPanel</w:t>
+      </w:r>
+      <w:r>
+        <w:rPr>
+          <w:lang w:val="en-US"/>
+        </w:rPr>
         <w:t>.</w:t>
       </w:r>
-      <w:proofErr w:type="spellStart"/>
-      <w:r>
-        <w:rPr>
-          <w:lang w:val="en-US"/>
-        </w:rPr>
-        <w:t>RowDefinitions</w:t>
-      </w:r>
-      <w:proofErr w:type="spellEnd"/>
-      <w:proofErr w:type="gramStart"/>
-      <w:r>
-        <w:t>=”</w:t>
-      </w:r>
-      <w:r>
-        <w:rPr>
-          <w:lang w:val="en-US"/>
-        </w:rPr>
-        <w:t>Auto</w:t>
-      </w:r>
-      <w:proofErr w:type="gramEnd"/>
-      <w:r>
-        <w:t>,</w:t>
-      </w:r>
-      <w:r>
-        <w:t>100”</w:t>
+      <w:r>
+        <w:rPr>
+          <w:lang w:val="en-US"/>
+        </w:rPr>
+        <w:t>Dock=”Left” Width=”100”</w:t>
+      </w:r>
+    </w:p>
+    <w:p>
+      <w:pPr>
+        <w:rPr>
+          <w:lang w:val="en-US"/>
+        </w:rPr>
+      </w:pPr>
+      <w:r>
+        <w:rPr>
+          <w:lang w:val="en-US"/>
+        </w:rPr>
+        <w:t xml:space="preserve">- </w:t>
+      </w:r>
+      <w:r>
+        <w:rPr>
+          <w:lang w:val="en-US"/>
+        </w:rPr>
+        <w:t>DockPanel</w:t>
+      </w:r>
+      <w:r>
+        <w:rPr>
+          <w:lang w:val="en-US"/>
+        </w:rPr>
+        <w:t>.</w:t>
+      </w:r>
+      <w:r>
+        <w:rPr>
+          <w:lang w:val="en-US"/>
+        </w:rPr>
+        <w:t>Dock=”Bottom” Height=”100”</w:t>
+      </w:r>
+    </w:p>
+    <w:p>
+      <w:pPr>
+        <w:rPr>
+          <w:lang w:val="en-US"/>
+        </w:rPr>
+      </w:pPr>
+      <w:r>
+        <w:rPr>
+          <w:lang w:val="en-US"/>
+        </w:rPr>
+        <w:t xml:space="preserve">- </w:t>
+      </w:r>
+      <w:r>
+        <w:rPr>
+          <w:lang w:val="en-US"/>
+        </w:rPr>
+        <w:t>DockPanel</w:t>
+      </w:r>
+      <w:r>
+        <w:rPr>
+          <w:lang w:val="en-US"/>
+        </w:rPr>
+        <w:t>.</w:t>
+      </w:r>
+      <w:r>
+        <w:rPr>
+          <w:lang w:val="en-US"/>
+        </w:rPr>
+        <w:t>Dock=”Right” Width=”100”</w:t>
+      </w:r>
+    </w:p>
+    <w:p>
+      <w:pPr>
+        <w:tabs>
+          <w:tab w:val="left" w:pos="3027"/>
+        </w:tabs>
+      </w:pPr>
+      <w:r>
+        <w:t xml:space="preserve">Для последнего </w:t>
+      </w:r>
+      <w:r>
+        <w:rPr>
+          <w:lang w:val="en-US"/>
+        </w:rPr>
+        <w:t>Rectangle</w:t>
+      </w:r>
+      <w:r>
+        <w:t xml:space="preserve"> свойств</w:t>
+      </w:r>
+      <w:r>
+        <w:t>а</w:t>
+      </w:r>
+      <w:r>
+        <w:t xml:space="preserve"> не устанавливайте.</w:t>
       </w:r>
     </w:p>
     <w:p>
@@ -1900,16 +1442,7 @@
         </w:numPr>
       </w:pPr>
       <w:r>
-        <w:t xml:space="preserve">В сетке расположить 4 </w:t>
-      </w:r>
-      <w:r>
-        <w:rPr>
-          <w:lang w:val="en-US"/>
-        </w:rPr>
-        <w:t>Rectangle</w:t>
-      </w:r>
-      <w:r>
-        <w:t xml:space="preserve"> разных цветов, расположив их в разных ячейках </w:t>
+        <w:t xml:space="preserve">Добавить на экран </w:t>
       </w:r>
       <w:r>
         <w:rPr>
@@ -1918,10 +1451,16 @@
         <w:t>Grid</w:t>
       </w:r>
       <w:r>
-        <w:t xml:space="preserve"> </w:t>
-      </w:r>
-      <w:r>
-        <w:t xml:space="preserve">при помощи </w:t>
+        <w:t xml:space="preserve">, </w:t>
+      </w:r>
+      <w:r>
+        <w:t>задать для него размеры</w:t>
+      </w:r>
+      <w:r>
+        <w:t xml:space="preserve"> </w:t>
+      </w:r>
+      <w:r>
+        <w:t xml:space="preserve">и параметры </w:t>
       </w:r>
       <w:r>
         <w:rPr>
@@ -1936,13 +1475,13 @@
         <w:rPr>
           <w:lang w:val="en-US"/>
         </w:rPr>
-        <w:t>Column</w:t>
-      </w:r>
-      <w:r>
-        <w:t xml:space="preserve"> </w:t>
-      </w:r>
-      <w:r>
-        <w:t xml:space="preserve">и </w:t>
+        <w:t>ColumnDefinitions</w:t>
+      </w:r>
+      <w:r>
+        <w:t>=”*,2*”</w:t>
+      </w:r>
+      <w:r>
+        <w:t xml:space="preserve">, </w:t>
       </w:r>
       <w:r>
         <w:rPr>
@@ -1957,7 +1496,22 @@
         <w:rPr>
           <w:lang w:val="en-US"/>
         </w:rPr>
-        <w:t>Row</w:t>
+        <w:t>RowDefinitions</w:t>
+      </w:r>
+      <w:r>
+        <w:t>=”</w:t>
+      </w:r>
+      <w:r>
+        <w:rPr>
+          <w:lang w:val="en-US"/>
+        </w:rPr>
+        <w:t>Auto</w:t>
+      </w:r>
+      <w:r>
+        <w:t>,</w:t>
+      </w:r>
+      <w:r>
+        <w:t>100”</w:t>
       </w:r>
     </w:p>
     <w:p>
@@ -1969,64 +1523,64 @@
         </w:numPr>
       </w:pPr>
       <w:r>
-        <w:t xml:space="preserve">Добавить на экран две </w:t>
-      </w:r>
-      <w:proofErr w:type="spellStart"/>
-      <w:r>
-        <w:rPr>
-          <w:lang w:val="en-US"/>
-        </w:rPr>
-        <w:t>StackPanel</w:t>
-      </w:r>
-      <w:proofErr w:type="spellEnd"/>
-      <w:r>
-        <w:t xml:space="preserve">, для одной указать </w:t>
-      </w:r>
-      <w:r>
-        <w:rPr>
-          <w:lang w:val="en-US"/>
-        </w:rPr>
-        <w:t>Orientation</w:t>
-      </w:r>
-      <w:proofErr w:type="gramStart"/>
-      <w:r>
-        <w:t>=”</w:t>
-      </w:r>
-      <w:r>
-        <w:rPr>
-          <w:lang w:val="en-US"/>
-        </w:rPr>
-        <w:t>Horizontal</w:t>
-      </w:r>
-      <w:proofErr w:type="gramEnd"/>
-      <w:r>
-        <w:t>”</w:t>
-      </w:r>
-      <w:r>
-        <w:t xml:space="preserve">, для другой </w:t>
-      </w:r>
-      <w:r>
-        <w:rPr>
-          <w:lang w:val="en-US"/>
-        </w:rPr>
-        <w:t>Orientation</w:t>
-      </w:r>
-      <w:proofErr w:type="gramStart"/>
-      <w:r>
-        <w:t>=”</w:t>
-      </w:r>
-      <w:r>
-        <w:rPr>
-          <w:lang w:val="en-US"/>
-        </w:rPr>
-        <w:t>Vertical</w:t>
-      </w:r>
-      <w:proofErr w:type="gramEnd"/>
-      <w:r>
-        <w:t>”</w:t>
+        <w:t xml:space="preserve">В сетке расположить 4 </w:t>
+      </w:r>
+      <w:r>
+        <w:rPr>
+          <w:lang w:val="en-US"/>
+        </w:rPr>
+        <w:t>Rectangle</w:t>
+      </w:r>
+      <w:r>
+        <w:t xml:space="preserve"> разных цветов, расположив их в разных ячейках </w:t>
+      </w:r>
+      <w:r>
+        <w:rPr>
+          <w:lang w:val="en-US"/>
+        </w:rPr>
+        <w:t>Grid</w:t>
+      </w:r>
+      <w:r>
+        <w:t xml:space="preserve"> </w:t>
+      </w:r>
+      <w:r>
+        <w:t xml:space="preserve">при помощи </w:t>
+      </w:r>
+      <w:r>
+        <w:rPr>
+          <w:lang w:val="en-US"/>
+        </w:rPr>
+        <w:t>Grid</w:t>
       </w:r>
       <w:r>
         <w:t>.</w:t>
+      </w:r>
+      <w:r>
+        <w:rPr>
+          <w:lang w:val="en-US"/>
+        </w:rPr>
+        <w:t>Column</w:t>
+      </w:r>
+      <w:r>
+        <w:t xml:space="preserve"> </w:t>
+      </w:r>
+      <w:r>
+        <w:t xml:space="preserve">и </w:t>
+      </w:r>
+      <w:r>
+        <w:rPr>
+          <w:lang w:val="en-US"/>
+        </w:rPr>
+        <w:t>Grid</w:t>
+      </w:r>
+      <w:r>
+        <w:t>.</w:t>
+      </w:r>
+      <w:r>
+        <w:rPr>
+          <w:lang w:val="en-US"/>
+        </w:rPr>
+        <w:t>Row</w:t>
       </w:r>
     </w:p>
     <w:p>
@@ -2038,16 +1592,77 @@
         </w:numPr>
       </w:pPr>
       <w:r>
+        <w:t xml:space="preserve">Добавить на экран две </w:t>
+      </w:r>
+      <w:r>
+        <w:rPr>
+          <w:lang w:val="en-US"/>
+        </w:rPr>
+        <w:t>StackPanel</w:t>
+      </w:r>
+      <w:r>
+        <w:t xml:space="preserve">, для одной указать </w:t>
+      </w:r>
+      <w:r>
+        <w:rPr>
+          <w:lang w:val="en-US"/>
+        </w:rPr>
+        <w:t>Orientation</w:t>
+      </w:r>
+      <w:r>
+        <w:t>=”</w:t>
+      </w:r>
+      <w:r>
+        <w:rPr>
+          <w:lang w:val="en-US"/>
+        </w:rPr>
+        <w:t>Horizontal</w:t>
+      </w:r>
+      <w:r>
+        <w:t>”</w:t>
+      </w:r>
+      <w:r>
+        <w:t xml:space="preserve">, для другой </w:t>
+      </w:r>
+      <w:r>
+        <w:rPr>
+          <w:lang w:val="en-US"/>
+        </w:rPr>
+        <w:t>Orientation</w:t>
+      </w:r>
+      <w:r>
+        <w:t>=”</w:t>
+      </w:r>
+      <w:r>
+        <w:rPr>
+          <w:lang w:val="en-US"/>
+        </w:rPr>
+        <w:t>Vertical</w:t>
+      </w:r>
+      <w:r>
+        <w:t>”</w:t>
+      </w:r>
+      <w:r>
+        <w:t>.</w:t>
+      </w:r>
+    </w:p>
+    <w:p>
+      <w:pPr>
+        <w:pStyle w:val="2"/>
+        <w:numPr>
+          <w:ilvl w:val="2"/>
+          <w:numId w:val="6"/>
+        </w:numPr>
+      </w:pPr>
+      <w:r>
         <w:t xml:space="preserve">В панелях расположить по 4 </w:t>
       </w:r>
-      <w:proofErr w:type="spellStart"/>
       <w:r>
         <w:rPr>
           <w:lang w:val="en-US"/>
         </w:rPr>
         <w:t>TextBlock</w:t>
       </w:r>
-      <w:proofErr w:type="spellEnd"/>
       <w:r>
         <w:t xml:space="preserve"> с текстом, указать им различный размер.</w:t>
       </w:r>
@@ -2057,31 +1672,31 @@
         <w:pStyle w:val="1"/>
       </w:pPr>
       <w:r>
+        <w:t>Порядок выполнения работы</w:t>
+      </w:r>
+    </w:p>
+    <w:p>
+      <w:pPr>
+        <w:pStyle w:val="2"/>
+      </w:pPr>
+      <w:r>
+        <w:t>Выполнить все задания из п.5.</w:t>
+      </w:r>
+    </w:p>
+    <w:p>
+      <w:pPr>
+        <w:pStyle w:val="2"/>
+      </w:pPr>
+      <w:r>
+        <w:t>Ответить на контрольные вопросы.</w:t>
+      </w:r>
+    </w:p>
+    <w:p>
+      <w:pPr>
+        <w:pStyle w:val="1"/>
+      </w:pPr>
+      <w:r>
         <w:lastRenderedPageBreak/>
-        <w:t>Порядок выполнения работы</w:t>
-      </w:r>
-    </w:p>
-    <w:p>
-      <w:pPr>
-        <w:pStyle w:val="2"/>
-      </w:pPr>
-      <w:r>
-        <w:t>Выполнить все задания из п.5.</w:t>
-      </w:r>
-    </w:p>
-    <w:p>
-      <w:pPr>
-        <w:pStyle w:val="2"/>
-      </w:pPr>
-      <w:r>
-        <w:t>Ответить на контрольные вопросы.</w:t>
-      </w:r>
-    </w:p>
-    <w:p>
-      <w:pPr>
-        <w:pStyle w:val="1"/>
-      </w:pPr>
-      <w:r>
         <w:t>Содержание отчета</w:t>
       </w:r>
     </w:p>
@@ -2318,7 +1933,6 @@
         </w:rPr>
         <w:t xml:space="preserve">Avalonia documentation – </w:t>
       </w:r>
-      <w:proofErr w:type="gramStart"/>
       <w:r>
         <w:t>Текст</w:t>
       </w:r>
@@ -2326,14 +1940,7 @@
         <w:rPr>
           <w:lang w:val="en-US"/>
         </w:rPr>
-        <w:t xml:space="preserve"> :</w:t>
-      </w:r>
-      <w:proofErr w:type="gramEnd"/>
-      <w:r>
-        <w:rPr>
-          <w:lang w:val="en-US"/>
-        </w:rPr>
-        <w:t xml:space="preserve"> </w:t>
+        <w:t xml:space="preserve"> : </w:t>
       </w:r>
       <w:r>
         <w:t>электронный</w:t>
@@ -2342,21 +1949,7 @@
         <w:rPr>
           <w:lang w:val="en-US"/>
         </w:rPr>
-        <w:t xml:space="preserve"> // </w:t>
-      </w:r>
-      <w:proofErr w:type="spellStart"/>
-      <w:r>
-        <w:rPr>
-          <w:lang w:val="en-US"/>
-        </w:rPr>
-        <w:t>AvaloniaUI</w:t>
-      </w:r>
-      <w:proofErr w:type="spellEnd"/>
-      <w:r>
-        <w:rPr>
-          <w:lang w:val="en-US"/>
-        </w:rPr>
-        <w:t>, 2024. – URL: https://docs.avaloniaui.net/</w:t>
+        <w:t xml:space="preserve"> // AvaloniaUI, 2024. – URL: https://docs.avaloniaui.net/</w:t>
       </w:r>
     </w:p>
     <w:p>
@@ -2414,28 +2007,24 @@
       <w:r>
         <w:t xml:space="preserve">Создайте новую страницу </w:t>
       </w:r>
-      <w:proofErr w:type="spellStart"/>
       <w:r>
         <w:rPr>
           <w:lang w:val="en-US"/>
         </w:rPr>
         <w:t>ControlsView</w:t>
       </w:r>
-      <w:proofErr w:type="spellEnd"/>
       <w:r>
         <w:t xml:space="preserve"> </w:t>
       </w:r>
       <w:r>
         <w:t xml:space="preserve">и класс </w:t>
       </w:r>
-      <w:proofErr w:type="spellStart"/>
       <w:r>
         <w:rPr>
           <w:lang w:val="en-US"/>
         </w:rPr>
         <w:t>ControlsViewModel</w:t>
       </w:r>
-      <w:proofErr w:type="spellEnd"/>
       <w:r>
         <w:t>, настройте взаимодействие между ними.</w:t>
       </w:r>
@@ -2450,14 +2039,12 @@
       <w:r>
         <w:t xml:space="preserve">Применение </w:t>
       </w:r>
-      <w:proofErr w:type="spellStart"/>
       <w:r>
         <w:rPr>
           <w:lang w:val="en-US"/>
         </w:rPr>
         <w:t>TextBlock</w:t>
       </w:r>
-      <w:proofErr w:type="spellEnd"/>
     </w:p>
     <w:p>
       <w:pPr>
@@ -2473,14 +2060,12 @@
       <w:r>
         <w:t xml:space="preserve">Расположите на странице </w:t>
       </w:r>
-      <w:proofErr w:type="spellStart"/>
       <w:r>
         <w:rPr>
           <w:lang w:val="en-US"/>
         </w:rPr>
         <w:t>TextBlock</w:t>
       </w:r>
-      <w:proofErr w:type="spellEnd"/>
     </w:p>
     <w:p>
       <w:pPr>
@@ -2493,14 +2078,12 @@
       <w:r>
         <w:t xml:space="preserve">Внутри </w:t>
       </w:r>
-      <w:proofErr w:type="spellStart"/>
       <w:r>
         <w:rPr>
           <w:lang w:val="en-US"/>
         </w:rPr>
         <w:t>TextBlock</w:t>
       </w:r>
-      <w:proofErr w:type="spellEnd"/>
       <w:r>
         <w:t xml:space="preserve"> </w:t>
       </w:r>
@@ -2546,14 +2129,12 @@
       <w:r>
         <w:t xml:space="preserve">расположите элемент </w:t>
       </w:r>
-      <w:proofErr w:type="spellStart"/>
       <w:r>
         <w:rPr>
           <w:lang w:val="en-US"/>
         </w:rPr>
         <w:t>LineBreak</w:t>
       </w:r>
-      <w:proofErr w:type="spellEnd"/>
       <w:r>
         <w:t xml:space="preserve"> для переноса строки</w:t>
       </w:r>
@@ -2569,14 +2150,12 @@
       <w:r>
         <w:t xml:space="preserve">Добавьте в </w:t>
       </w:r>
-      <w:proofErr w:type="spellStart"/>
       <w:r>
         <w:rPr>
           <w:lang w:val="en-US"/>
         </w:rPr>
         <w:t>TextBlock</w:t>
       </w:r>
-      <w:proofErr w:type="spellEnd"/>
       <w:r>
         <w:t xml:space="preserve"> </w:t>
       </w:r>
@@ -2661,14 +2240,12 @@
       <w:r>
         <w:t xml:space="preserve">измените начертание фрагментов текста в </w:t>
       </w:r>
-      <w:proofErr w:type="spellStart"/>
       <w:r>
         <w:rPr>
           <w:lang w:val="en-US"/>
         </w:rPr>
         <w:t>TextBlock</w:t>
       </w:r>
-      <w:proofErr w:type="spellEnd"/>
       <w:r>
         <w:t>.</w:t>
       </w:r>
@@ -2684,48 +2261,28 @@
       <w:r>
         <w:t xml:space="preserve">Добавьте в </w:t>
       </w:r>
-      <w:proofErr w:type="spellStart"/>
       <w:r>
         <w:rPr>
           <w:lang w:val="en-US"/>
         </w:rPr>
         <w:t>TextBlock</w:t>
       </w:r>
-      <w:proofErr w:type="spellEnd"/>
       <w:r>
         <w:t xml:space="preserve"> </w:t>
       </w:r>
       <w:r>
         <w:t xml:space="preserve">изображение при помощи </w:t>
       </w:r>
-      <w:proofErr w:type="spellStart"/>
       <w:r>
         <w:t>InlineUIContainer</w:t>
       </w:r>
-      <w:proofErr w:type="spellEnd"/>
     </w:p>
     <w:p>
       <w:pPr>
         <w:pStyle w:val="ad"/>
       </w:pPr>
       <w:r>
-        <w:t>&lt;</w:t>
-      </w:r>
-      <w:proofErr w:type="spellStart"/>
-      <w:r>
-        <w:t>InlineUIContainer</w:t>
-      </w:r>
-      <w:proofErr w:type="spellEnd"/>
-      <w:r>
-        <w:t xml:space="preserve"> </w:t>
-      </w:r>
-      <w:proofErr w:type="spellStart"/>
-      <w:r>
-        <w:t>BaselineAlignment</w:t>
-      </w:r>
-      <w:proofErr w:type="spellEnd"/>
-      <w:r>
-        <w:t>="Baseline"&gt;</w:t>
+        <w:t>&lt;InlineUIContainer BaselineAlignment="Baseline"&gt;</w:t>
       </w:r>
     </w:p>
     <w:p>
@@ -2777,13 +2334,8 @@
       <w:r>
         <w:tab/>
       </w:r>
-      <w:proofErr w:type="spellStart"/>
-      <w:r>
-        <w:t>VerticalAlignment</w:t>
-      </w:r>
-      <w:proofErr w:type="spellEnd"/>
-      <w:r>
-        <w:t xml:space="preserve">="Top" </w:t>
+      <w:r>
+        <w:t xml:space="preserve">VerticalAlignment="Top" </w:t>
       </w:r>
     </w:p>
     <w:p>
@@ -2811,15 +2363,7 @@
         <w:pStyle w:val="ad"/>
       </w:pPr>
       <w:r>
-        <w:t>&lt;/</w:t>
-      </w:r>
-      <w:proofErr w:type="spellStart"/>
-      <w:r>
-        <w:t>InlineUIContainer</w:t>
-      </w:r>
-      <w:proofErr w:type="spellEnd"/>
-      <w:r>
-        <w:t>&gt;</w:t>
+        <w:t>&lt;/InlineUIContainer&gt;</w:t>
       </w:r>
     </w:p>
     <w:p>
@@ -2851,14 +2395,12 @@
         </w:rPr>
         <w:t xml:space="preserve"> </w:t>
       </w:r>
-      <w:proofErr w:type="spellStart"/>
       <w:r>
         <w:rPr>
           <w:lang w:val="en-US"/>
         </w:rPr>
         <w:t>TextBlock</w:t>
       </w:r>
-      <w:proofErr w:type="spellEnd"/>
       <w:r>
         <w:rPr>
           <w:lang w:val="en-US"/>
@@ -2890,16 +2432,8 @@
         <w:rPr>
           <w:lang w:val="en-US"/>
         </w:rPr>
-        <w:t xml:space="preserve"> </w:t>
-      </w:r>
-      <w:proofErr w:type="spellStart"/>
-      <w:r>
-        <w:rPr>
-          <w:lang w:val="en-US"/>
-        </w:rPr>
-        <w:t>InlineUIContainer</w:t>
-      </w:r>
-      <w:proofErr w:type="spellEnd"/>
+        <w:t xml:space="preserve"> InlineUIContainer</w:t>
+      </w:r>
     </w:p>
     <w:p>
       <w:pPr>
@@ -2924,14 +2458,12 @@
       <w:r>
         <w:t xml:space="preserve">Применение </w:t>
       </w:r>
-      <w:proofErr w:type="spellStart"/>
       <w:r>
         <w:rPr>
           <w:lang w:val="en-US"/>
         </w:rPr>
         <w:t>TextBox</w:t>
       </w:r>
-      <w:proofErr w:type="spellEnd"/>
     </w:p>
     <w:p>
       <w:pPr>
@@ -2944,14 +2476,12 @@
       <w:r>
         <w:t xml:space="preserve">Расположить на странице 2 </w:t>
       </w:r>
-      <w:proofErr w:type="spellStart"/>
       <w:r>
         <w:rPr>
           <w:lang w:val="en-US"/>
         </w:rPr>
         <w:t>TextBox</w:t>
       </w:r>
-      <w:proofErr w:type="spellEnd"/>
       <w:r>
         <w:t xml:space="preserve"> </w:t>
       </w:r>
@@ -2991,14 +2521,12 @@
       <w:r>
         <w:t xml:space="preserve">Для поля ввода пароля указать </w:t>
       </w:r>
-      <w:proofErr w:type="spellStart"/>
       <w:r>
         <w:rPr>
           <w:lang w:val="en-US"/>
         </w:rPr>
         <w:t>PasswordChar</w:t>
       </w:r>
-      <w:proofErr w:type="spellEnd"/>
     </w:p>
     <w:p>
       <w:pPr>
@@ -3012,14 +2540,12 @@
         <w:lastRenderedPageBreak/>
         <w:t xml:space="preserve">Добавить еще несколько </w:t>
       </w:r>
-      <w:proofErr w:type="spellStart"/>
       <w:r>
         <w:rPr>
           <w:lang w:val="en-US"/>
         </w:rPr>
         <w:t>TextBox</w:t>
       </w:r>
-      <w:proofErr w:type="spellEnd"/>
       <w:r>
         <w:t xml:space="preserve"> </w:t>
       </w:r>
@@ -3038,11 +2564,9 @@
       <w:r>
         <w:t xml:space="preserve">и числового кода, указать для них различные значения </w:t>
       </w:r>
-      <w:proofErr w:type="spellStart"/>
       <w:r>
         <w:t>TextInputOptions.ContentType</w:t>
       </w:r>
-      <w:proofErr w:type="spellEnd"/>
     </w:p>
     <w:p/>
     <w:p>
@@ -3055,14 +2579,12 @@
       <w:r>
         <w:t xml:space="preserve">Применение </w:t>
       </w:r>
-      <w:proofErr w:type="spellStart"/>
       <w:r>
         <w:rPr>
           <w:lang w:val="en-US"/>
         </w:rPr>
         <w:t>CheckBox</w:t>
       </w:r>
-      <w:proofErr w:type="spellEnd"/>
     </w:p>
     <w:p>
       <w:pPr>
@@ -3075,14 +2597,12 @@
       <w:r>
         <w:t xml:space="preserve">Расположить на странице </w:t>
       </w:r>
-      <w:proofErr w:type="spellStart"/>
       <w:r>
         <w:rPr>
           <w:lang w:val="en-US"/>
         </w:rPr>
         <w:t>CheckBox</w:t>
       </w:r>
-      <w:proofErr w:type="spellEnd"/>
       <w:r>
         <w:t xml:space="preserve">. </w:t>
       </w:r>
@@ -3101,14 +2621,12 @@
       <w:r>
         <w:t xml:space="preserve">Применение </w:t>
       </w:r>
-      <w:proofErr w:type="spellStart"/>
       <w:r>
         <w:rPr>
           <w:lang w:val="en-US"/>
         </w:rPr>
         <w:t>RadioButton</w:t>
       </w:r>
-      <w:proofErr w:type="spellEnd"/>
     </w:p>
     <w:p>
       <w:pPr>
@@ -3121,39 +2639,33 @@
       <w:r>
         <w:t xml:space="preserve">Расположить на странице 4 </w:t>
       </w:r>
-      <w:proofErr w:type="spellStart"/>
       <w:r>
         <w:rPr>
           <w:lang w:val="en-US"/>
         </w:rPr>
         <w:t>RadioButton</w:t>
       </w:r>
-      <w:proofErr w:type="spellEnd"/>
       <w:r>
         <w:t xml:space="preserve">. </w:t>
       </w:r>
       <w:r>
         <w:t xml:space="preserve">Для каждой пары </w:t>
       </w:r>
-      <w:proofErr w:type="spellStart"/>
       <w:r>
         <w:rPr>
           <w:lang w:val="en-US"/>
         </w:rPr>
         <w:t>RadioButton</w:t>
       </w:r>
-      <w:proofErr w:type="spellEnd"/>
       <w:r>
         <w:t xml:space="preserve"> указать различное значение свойства </w:t>
       </w:r>
-      <w:proofErr w:type="spellStart"/>
       <w:r>
         <w:rPr>
           <w:lang w:val="en-US"/>
         </w:rPr>
         <w:t>GroupName</w:t>
       </w:r>
-      <w:proofErr w:type="spellEnd"/>
       <w:r>
         <w:t>.</w:t>
       </w:r>
@@ -3175,14 +2687,12 @@
         </w:rPr>
         <w:t xml:space="preserve"> </w:t>
       </w:r>
-      <w:proofErr w:type="spellStart"/>
       <w:r>
         <w:rPr>
           <w:lang w:val="en-US"/>
         </w:rPr>
         <w:t>RadioButton</w:t>
       </w:r>
-      <w:proofErr w:type="spellEnd"/>
       <w:r>
         <w:t>.</w:t>
       </w:r>
@@ -3210,14 +2720,12 @@
       <w:r>
         <w:t xml:space="preserve">Применение </w:t>
       </w:r>
-      <w:proofErr w:type="spellStart"/>
       <w:r>
         <w:rPr>
           <w:lang w:val="en-US"/>
         </w:rPr>
         <w:t>CalendarDatePicker</w:t>
       </w:r>
-      <w:proofErr w:type="spellEnd"/>
     </w:p>
     <w:p>
       <w:pPr>
@@ -3230,14 +2738,12 @@
       <w:r>
         <w:t xml:space="preserve">Расположить на странице </w:t>
       </w:r>
-      <w:proofErr w:type="spellStart"/>
       <w:r>
         <w:rPr>
           <w:lang w:val="en-US"/>
         </w:rPr>
         <w:t>CalendarDatePicker</w:t>
       </w:r>
-      <w:proofErr w:type="spellEnd"/>
       <w:r>
         <w:t xml:space="preserve"> для выбора даты рождения</w:t>
       </w:r>
@@ -3265,29 +2771,19 @@
       <w:r>
         <w:t xml:space="preserve">, которое вы будете оповещать об изменении основного свойства </w:t>
       </w:r>
-      <w:proofErr w:type="spellStart"/>
       <w:r>
         <w:rPr>
           <w:lang w:val="en-US"/>
         </w:rPr>
         <w:t>selectedDate</w:t>
       </w:r>
-      <w:proofErr w:type="spellEnd"/>
     </w:p>
     <w:p>
       <w:pPr>
         <w:pStyle w:val="ad"/>
       </w:pPr>
       <w:r>
-        <w:t>[</w:t>
-      </w:r>
-      <w:proofErr w:type="spellStart"/>
-      <w:r>
-        <w:t>ObservableProperty</w:t>
-      </w:r>
-      <w:proofErr w:type="spellEnd"/>
-      <w:r>
-        <w:t>]</w:t>
+        <w:t>[ObservableProperty]</w:t>
       </w:r>
     </w:p>
     <w:p>
@@ -3295,28 +2791,7 @@
         <w:pStyle w:val="ad"/>
       </w:pPr>
       <w:r>
-        <w:t>[</w:t>
-      </w:r>
-      <w:proofErr w:type="spellStart"/>
-      <w:r>
-        <w:t>NotifyPropertyChangedFor</w:t>
-      </w:r>
-      <w:proofErr w:type="spellEnd"/>
-      <w:r>
-        <w:t>(</w:t>
-      </w:r>
-      <w:proofErr w:type="spellStart"/>
-      <w:proofErr w:type="gramStart"/>
-      <w:r>
-        <w:t>nameof</w:t>
-      </w:r>
-      <w:proofErr w:type="spellEnd"/>
-      <w:r>
-        <w:t>(</w:t>
-      </w:r>
-      <w:proofErr w:type="gramEnd"/>
-      <w:r>
-        <w:t>Age))]</w:t>
+        <w:t>[NotifyPropertyChangedFor(nameof(Age))]</w:t>
       </w:r>
     </w:p>
     <w:p>
@@ -3324,26 +2799,8 @@
         <w:pStyle w:val="ad"/>
       </w:pPr>
       <w:r>
-        <w:t xml:space="preserve">private </w:t>
-      </w:r>
-      <w:proofErr w:type="spellStart"/>
-      <w:r>
-        <w:t>DateTime</w:t>
-      </w:r>
-      <w:proofErr w:type="spellEnd"/>
-      <w:r>
-        <w:t xml:space="preserve"> </w:t>
-      </w:r>
-      <w:proofErr w:type="spellStart"/>
-      <w:proofErr w:type="gramStart"/>
-      <w:r>
-        <w:t>selectedDate</w:t>
-      </w:r>
-      <w:proofErr w:type="spellEnd"/>
-      <w:r>
-        <w:t>;</w:t>
-      </w:r>
-      <w:proofErr w:type="gramEnd"/>
+        <w:t>private DateTime selectedDate;</w:t>
+      </w:r>
     </w:p>
     <w:p>
       <w:pPr>
@@ -3423,19 +2880,11 @@
       <w:r>
         <w:t xml:space="preserve">Применение </w:t>
       </w:r>
-      <w:proofErr w:type="spellStart"/>
-      <w:r>
-        <w:rPr>
-          <w:lang w:val="en-US"/>
-        </w:rPr>
-        <w:t>ComboBox</w:t>
-      </w:r>
-      <w:proofErr w:type="spellEnd"/>
-      <w:r>
-        <w:rPr>
-          <w:lang w:val="en-US"/>
-        </w:rPr>
-        <w:t xml:space="preserve"> </w:t>
+      <w:r>
+        <w:rPr>
+          <w:lang w:val="en-US"/>
+        </w:rPr>
+        <w:t xml:space="preserve">ComboBox </w:t>
       </w:r>
     </w:p>
     <w:p>
@@ -3452,25 +2901,21 @@
       <w:r>
         <w:t xml:space="preserve"> </w:t>
       </w:r>
-      <w:proofErr w:type="spellStart"/>
       <w:r>
         <w:rPr>
           <w:lang w:val="en-US"/>
         </w:rPr>
         <w:t>ComboBox</w:t>
       </w:r>
-      <w:proofErr w:type="spellEnd"/>
       <w:r>
         <w:t xml:space="preserve"> и </w:t>
       </w:r>
-      <w:proofErr w:type="spellStart"/>
       <w:r>
         <w:rPr>
           <w:lang w:val="en-US"/>
         </w:rPr>
         <w:t>TextBlock</w:t>
       </w:r>
-      <w:proofErr w:type="spellEnd"/>
     </w:p>
     <w:p>
       <w:pPr>
@@ -3492,14 +2937,12 @@
       <w:r>
         <w:t xml:space="preserve"> </w:t>
       </w:r>
-      <w:proofErr w:type="spellStart"/>
       <w:r>
         <w:rPr>
           <w:lang w:val="en-US"/>
         </w:rPr>
         <w:t>ControlsViewModel</w:t>
       </w:r>
-      <w:proofErr w:type="spellEnd"/>
       <w:r>
         <w:t xml:space="preserve"> </w:t>
       </w:r>
@@ -3521,25 +2964,21 @@
       <w:r>
         <w:t xml:space="preserve">содержащее список языков программирования, и поле </w:t>
       </w:r>
-      <w:proofErr w:type="spellStart"/>
       <w:r>
         <w:rPr>
           <w:lang w:val="en-US"/>
         </w:rPr>
         <w:t>selectedLanguage</w:t>
       </w:r>
-      <w:proofErr w:type="spellEnd"/>
       <w:r>
         <w:t xml:space="preserve">, помеченное атрибутом </w:t>
       </w:r>
-      <w:proofErr w:type="spellStart"/>
       <w:r>
         <w:rPr>
           <w:lang w:val="en-US"/>
         </w:rPr>
         <w:t>ObservableProperty</w:t>
       </w:r>
-      <w:proofErr w:type="spellEnd"/>
       <w:r>
         <w:t>.</w:t>
       </w:r>
@@ -3555,28 +2994,24 @@
       <w:r>
         <w:t xml:space="preserve">Осуществить привязку свойств к </w:t>
       </w:r>
-      <w:proofErr w:type="spellStart"/>
       <w:r>
         <w:rPr>
           <w:lang w:val="en-US"/>
         </w:rPr>
         <w:t>ComboBox</w:t>
       </w:r>
-      <w:proofErr w:type="spellEnd"/>
       <w:r>
         <w:t xml:space="preserve"> </w:t>
       </w:r>
       <w:r>
         <w:t xml:space="preserve">для выбора языка, и </w:t>
       </w:r>
-      <w:proofErr w:type="spellStart"/>
       <w:r>
         <w:rPr>
           <w:lang w:val="en-US"/>
         </w:rPr>
         <w:t>TextBlock</w:t>
       </w:r>
-      <w:proofErr w:type="spellEnd"/>
       <w:r>
         <w:t xml:space="preserve"> </w:t>
       </w:r>
@@ -3611,13 +3046,8 @@
         </w:rPr>
       </w:pPr>
       <w:r>
-        <w:t xml:space="preserve">Применение </w:t>
-      </w:r>
-      <w:proofErr w:type="spellStart"/>
-      <w:r>
-        <w:t>Slider</w:t>
-      </w:r>
-      <w:proofErr w:type="spellEnd"/>
+        <w:t>Применение Slider</w:t>
+      </w:r>
     </w:p>
     <w:p>
       <w:pPr>
@@ -3633,22 +3063,18 @@
       <w:r>
         <w:t xml:space="preserve"> </w:t>
       </w:r>
-      <w:proofErr w:type="spellStart"/>
       <w:r>
         <w:t>Slider</w:t>
       </w:r>
-      <w:proofErr w:type="spellEnd"/>
       <w:r>
         <w:t xml:space="preserve"> и </w:t>
       </w:r>
-      <w:proofErr w:type="spellStart"/>
       <w:r>
         <w:rPr>
           <w:lang w:val="en-US"/>
         </w:rPr>
         <w:t>Rectange</w:t>
       </w:r>
-      <w:proofErr w:type="spellEnd"/>
       <w:r>
         <w:t>, залитый цветом</w:t>
       </w:r>
@@ -3664,14 +3090,12 @@
       <w:r>
         <w:t xml:space="preserve">В зависимости от значения слайдера необходимо изменять прозрачность </w:t>
       </w:r>
-      <w:proofErr w:type="spellStart"/>
       <w:r>
         <w:rPr>
           <w:lang w:val="en-US"/>
         </w:rPr>
         <w:t>Rectange</w:t>
       </w:r>
-      <w:proofErr w:type="spellEnd"/>
       <w:r>
         <w:t>.</w:t>
       </w:r>
@@ -3687,11 +3111,9 @@
       <w:r>
         <w:t xml:space="preserve">Применение </w:t>
       </w:r>
-      <w:proofErr w:type="spellStart"/>
       <w:r>
         <w:t>ToggleSwitch</w:t>
       </w:r>
-      <w:proofErr w:type="spellEnd"/>
     </w:p>
     <w:p>
       <w:pPr>
@@ -3707,33 +3129,27 @@
       <w:r>
         <w:t xml:space="preserve"> </w:t>
       </w:r>
-      <w:proofErr w:type="spellStart"/>
       <w:r>
         <w:t>ToggleSwitch</w:t>
       </w:r>
-      <w:proofErr w:type="spellEnd"/>
       <w:r>
         <w:t xml:space="preserve">, установить для него значение </w:t>
       </w:r>
-      <w:proofErr w:type="spellStart"/>
       <w:r>
         <w:rPr>
           <w:lang w:val="en-US"/>
         </w:rPr>
         <w:t>OnContent</w:t>
       </w:r>
-      <w:proofErr w:type="spellEnd"/>
       <w:r>
         <w:t xml:space="preserve"> и </w:t>
       </w:r>
-      <w:proofErr w:type="spellStart"/>
       <w:r>
         <w:rPr>
           <w:lang w:val="en-US"/>
         </w:rPr>
         <w:t>OffContent</w:t>
       </w:r>
-      <w:proofErr w:type="spellEnd"/>
       <w:r>
         <w:t>, для отображения текста Включено/Выключено</w:t>
       </w:r>
@@ -3801,14 +3217,12 @@
         </w:rPr>
         <w:t xml:space="preserve"> (</w:t>
       </w:r>
-      <w:proofErr w:type="spellStart"/>
       <w:r>
         <w:rPr>
           <w:lang w:val="en-US"/>
         </w:rPr>
         <w:t>UserControl</w:t>
       </w:r>
-      <w:proofErr w:type="spellEnd"/>
       <w:r>
         <w:rPr>
           <w:lang w:val="en-US"/>
@@ -3827,19 +3241,11 @@
         </w:rPr>
         <w:t xml:space="preserve"> </w:t>
       </w:r>
-      <w:proofErr w:type="spellStart"/>
-      <w:r>
-        <w:rPr>
-          <w:lang w:val="en-US"/>
-        </w:rPr>
-        <w:t>RegistrationView</w:t>
-      </w:r>
-      <w:proofErr w:type="spellEnd"/>
-      <w:r>
-        <w:rPr>
-          <w:lang w:val="en-US"/>
-        </w:rPr>
-        <w:t xml:space="preserve">. </w:t>
+      <w:r>
+        <w:rPr>
+          <w:lang w:val="en-US"/>
+        </w:rPr>
+        <w:t xml:space="preserve">RegistrationView. </w:t>
       </w:r>
       <w:r>
         <w:t>На странице расположите следующие элементы</w:t>
@@ -3899,14 +3305,12 @@
       <w:r>
         <w:t xml:space="preserve">Создайте класс </w:t>
       </w:r>
-      <w:proofErr w:type="spellStart"/>
       <w:r>
         <w:rPr>
           <w:lang w:val="en-US"/>
         </w:rPr>
         <w:t>UserCreditionals</w:t>
       </w:r>
-      <w:proofErr w:type="spellEnd"/>
       <w:r>
         <w:t>,</w:t>
       </w:r>
@@ -3916,14 +3320,12 @@
       <w:r>
         <w:t xml:space="preserve">унаследованный от </w:t>
       </w:r>
-      <w:proofErr w:type="spellStart"/>
       <w:r>
         <w:rPr>
           <w:lang w:val="en-US"/>
         </w:rPr>
         <w:t>ObservableValidator</w:t>
       </w:r>
-      <w:proofErr w:type="spellEnd"/>
     </w:p>
     <w:p>
       <w:pPr>
@@ -3950,11 +3352,9 @@
         </w:rPr>
         <w:t>[</w:t>
       </w:r>
-      <w:proofErr w:type="spellStart"/>
       <w:r>
         <w:t>ObservableProperty</w:t>
       </w:r>
-      <w:proofErr w:type="spellEnd"/>
       <w:r>
         <w:rPr>
           <w:lang w:val="ru-RU"/>
@@ -3975,11 +3375,9 @@
         </w:rPr>
         <w:t>[</w:t>
       </w:r>
-      <w:proofErr w:type="spellStart"/>
       <w:r>
         <w:t>NotifyDataErrorInfo</w:t>
       </w:r>
-      <w:proofErr w:type="spellEnd"/>
       <w:r>
         <w:rPr>
           <w:lang w:val="ru-RU"/>
@@ -4012,7 +3410,6 @@
         </w:rPr>
         <w:t xml:space="preserve"> </w:t>
       </w:r>
-      <w:proofErr w:type="gramStart"/>
       <w:r>
         <w:t>name</w:t>
       </w:r>
@@ -4022,17 +3419,14 @@
         </w:rPr>
         <w:t>;</w:t>
       </w:r>
-      <w:proofErr w:type="gramEnd"/>
-    </w:p>
-    <w:p>
-      <w:proofErr w:type="spellStart"/>
+    </w:p>
+    <w:p>
       <w:r>
         <w:rPr>
           <w:lang w:val="en-US"/>
         </w:rPr>
         <w:t>NotifyDataErrorInfo</w:t>
       </w:r>
-      <w:proofErr w:type="spellEnd"/>
       <w:r>
         <w:t xml:space="preserve"> </w:t>
       </w:r>
@@ -4072,39 +3466,33 @@
       <w:r>
         <w:t xml:space="preserve"> </w:t>
       </w:r>
-      <w:proofErr w:type="spellStart"/>
       <w:r>
         <w:rPr>
           <w:lang w:val="en-US"/>
         </w:rPr>
         <w:t>ViewModel</w:t>
       </w:r>
-      <w:proofErr w:type="spellEnd"/>
       <w:r>
         <w:t xml:space="preserve"> – </w:t>
       </w:r>
-      <w:proofErr w:type="spellStart"/>
       <w:r>
         <w:rPr>
           <w:lang w:val="en-US"/>
         </w:rPr>
         <w:t>RegistrationViewModel</w:t>
       </w:r>
-      <w:proofErr w:type="spellEnd"/>
       <w:r>
         <w:t xml:space="preserve">. </w:t>
       </w:r>
       <w:r>
         <w:t xml:space="preserve">Определите в ней свойство для привязки типа </w:t>
       </w:r>
-      <w:proofErr w:type="spellStart"/>
       <w:r>
         <w:rPr>
           <w:lang w:val="en-US"/>
         </w:rPr>
         <w:t>UserCreditionals</w:t>
       </w:r>
-      <w:proofErr w:type="spellEnd"/>
       <w:r>
         <w:t>.</w:t>
       </w:r>
@@ -4120,14 +3508,12 @@
       <w:r>
         <w:t xml:space="preserve">Используя атрибуты валидации, установите в </w:t>
       </w:r>
-      <w:proofErr w:type="spellStart"/>
       <w:r>
         <w:rPr>
           <w:lang w:val="en-US"/>
         </w:rPr>
         <w:t>UserCreditionals</w:t>
       </w:r>
-      <w:proofErr w:type="spellEnd"/>
       <w:r>
         <w:t xml:space="preserve"> следующие ограничения:</w:t>
       </w:r>
@@ -4381,7 +3767,6 @@
         </w:rPr>
         <w:t xml:space="preserve">Avalonia documentation – </w:t>
       </w:r>
-      <w:proofErr w:type="gramStart"/>
       <w:r>
         <w:t>Текст</w:t>
       </w:r>
@@ -4389,14 +3774,7 @@
         <w:rPr>
           <w:lang w:val="en-US"/>
         </w:rPr>
-        <w:t xml:space="preserve"> :</w:t>
-      </w:r>
-      <w:proofErr w:type="gramEnd"/>
-      <w:r>
-        <w:rPr>
-          <w:lang w:val="en-US"/>
-        </w:rPr>
-        <w:t xml:space="preserve"> </w:t>
+        <w:t xml:space="preserve"> : </w:t>
       </w:r>
       <w:r>
         <w:t>электронный</w:t>
@@ -4405,21 +3783,7 @@
         <w:rPr>
           <w:lang w:val="en-US"/>
         </w:rPr>
-        <w:t xml:space="preserve"> // </w:t>
-      </w:r>
-      <w:proofErr w:type="spellStart"/>
-      <w:r>
-        <w:rPr>
-          <w:lang w:val="en-US"/>
-        </w:rPr>
-        <w:t>AvaloniaUI</w:t>
-      </w:r>
-      <w:proofErr w:type="spellEnd"/>
-      <w:r>
-        <w:rPr>
-          <w:lang w:val="en-US"/>
-        </w:rPr>
-        <w:t>, 2024. – URL: https://docs.avaloniaui.net/</w:t>
+        <w:t xml:space="preserve"> // AvaloniaUI, 2024. – URL: https://docs.avaloniaui.net/</w:t>
       </w:r>
     </w:p>
     <w:p>
@@ -4474,14 +3838,12 @@
       <w:pPr>
         <w:pStyle w:val="2"/>
       </w:pPr>
-      <w:proofErr w:type="spellStart"/>
       <w:r>
         <w:rPr>
           <w:highlight w:val="white"/>
         </w:rPr>
         <w:t>ViewLocator</w:t>
       </w:r>
-      <w:proofErr w:type="spellEnd"/>
       <w:r>
         <w:rPr>
           <w:color w:val="000000"/>
@@ -4509,7 +3871,6 @@
           <w:highlight w:val="white"/>
         </w:rPr>
       </w:pPr>
-      <w:proofErr w:type="gramStart"/>
       <w:r>
         <w:rPr>
           <w:color w:val="0000FF"/>
@@ -4517,7 +3878,6 @@
         </w:rPr>
         <w:t>public</w:t>
       </w:r>
-      <w:proofErr w:type="gramEnd"/>
       <w:r>
         <w:rPr>
           <w:color w:val="000000"/>
@@ -4539,38 +3899,25 @@
         </w:rPr>
         <w:t xml:space="preserve"> </w:t>
       </w:r>
-      <w:proofErr w:type="spellStart"/>
-      <w:proofErr w:type="gramStart"/>
       <w:r>
         <w:rPr>
           <w:highlight w:val="white"/>
         </w:rPr>
         <w:t>ViewLocator</w:t>
       </w:r>
-      <w:proofErr w:type="spellEnd"/>
-      <w:r>
-        <w:rPr>
-          <w:color w:val="000000"/>
-          <w:highlight w:val="white"/>
-        </w:rPr>
-        <w:t xml:space="preserve"> :</w:t>
-      </w:r>
-      <w:proofErr w:type="gramEnd"/>
-      <w:r>
-        <w:rPr>
-          <w:color w:val="000000"/>
-          <w:highlight w:val="white"/>
-        </w:rPr>
-        <w:t xml:space="preserve"> </w:t>
-      </w:r>
-      <w:proofErr w:type="spellStart"/>
+      <w:r>
+        <w:rPr>
+          <w:color w:val="000000"/>
+          <w:highlight w:val="white"/>
+        </w:rPr>
+        <w:t xml:space="preserve"> : </w:t>
+      </w:r>
       <w:r>
         <w:rPr>
           <w:highlight w:val="white"/>
         </w:rPr>
         <w:t>IDataTemplate</w:t>
       </w:r>
-      <w:proofErr w:type="spellEnd"/>
     </w:p>
     <w:p>
       <w:pPr>
@@ -4617,7 +3964,6 @@
         </w:rPr>
         <w:t xml:space="preserve"> </w:t>
       </w:r>
-      <w:proofErr w:type="gramStart"/>
       <w:r>
         <w:rPr>
           <w:color w:val="0000FF"/>
@@ -4625,31 +3971,13 @@
         </w:rPr>
         <w:t>bool</w:t>
       </w:r>
-      <w:proofErr w:type="gramEnd"/>
-      <w:r>
-        <w:rPr>
-          <w:color w:val="000000"/>
-          <w:highlight w:val="white"/>
-        </w:rPr>
-        <w:t xml:space="preserve"> </w:t>
-      </w:r>
-      <w:proofErr w:type="spellStart"/>
-      <w:r>
-        <w:rPr>
-          <w:color w:val="000000"/>
-          <w:highlight w:val="white"/>
-        </w:rPr>
-        <w:t>SupportsRecycling</w:t>
-      </w:r>
-      <w:proofErr w:type="spellEnd"/>
-      <w:r>
-        <w:rPr>
-          <w:color w:val="000000"/>
-          <w:highlight w:val="white"/>
-        </w:rPr>
-        <w:t xml:space="preserve"> =&gt; </w:t>
-      </w:r>
-      <w:proofErr w:type="gramStart"/>
+      <w:r>
+        <w:rPr>
+          <w:color w:val="000000"/>
+          <w:highlight w:val="white"/>
+        </w:rPr>
+        <w:t xml:space="preserve"> SupportsRecycling =&gt; </w:t>
+      </w:r>
       <w:r>
         <w:rPr>
           <w:color w:val="0000FF"/>
@@ -4664,7 +3992,6 @@
         </w:rPr>
         <w:t>;</w:t>
       </w:r>
-      <w:proofErr w:type="gramEnd"/>
     </w:p>
     <w:p>
       <w:pPr>
@@ -4706,17 +4033,8 @@
           <w:color w:val="000000"/>
           <w:highlight w:val="white"/>
         </w:rPr>
-        <w:t xml:space="preserve"> </w:t>
-      </w:r>
-      <w:proofErr w:type="gramStart"/>
-      <w:r>
-        <w:rPr>
-          <w:color w:val="000000"/>
-          <w:highlight w:val="white"/>
-        </w:rPr>
-        <w:t>Build(</w:t>
-      </w:r>
-      <w:proofErr w:type="gramEnd"/>
+        <w:t xml:space="preserve"> Build(</w:t>
+      </w:r>
       <w:r>
         <w:rPr>
           <w:color w:val="0000FF"/>
@@ -4814,42 +4132,13 @@
         </w:rPr>
         <w:tab/>
       </w:r>
-      <w:proofErr w:type="spellStart"/>
-      <w:proofErr w:type="gramStart"/>
-      <w:r>
-        <w:rPr>
-          <w:color w:val="000000"/>
-          <w:highlight w:val="white"/>
-        </w:rPr>
-        <w:t>data.GetType</w:t>
-      </w:r>
-      <w:proofErr w:type="spellEnd"/>
-      <w:proofErr w:type="gramEnd"/>
-      <w:r>
-        <w:rPr>
-          <w:color w:val="000000"/>
-          <w:highlight w:val="white"/>
-        </w:rPr>
-        <w:t>(</w:t>
-      </w:r>
-      <w:proofErr w:type="gramStart"/>
-      <w:r>
-        <w:rPr>
-          <w:color w:val="000000"/>
-          <w:highlight w:val="white"/>
-        </w:rPr>
-        <w:t>).</w:t>
-      </w:r>
-      <w:proofErr w:type="spellStart"/>
-      <w:r>
-        <w:rPr>
-          <w:color w:val="000000"/>
-          <w:highlight w:val="white"/>
-        </w:rPr>
-        <w:t>FullName</w:t>
-      </w:r>
-      <w:proofErr w:type="spellEnd"/>
-      <w:proofErr w:type="gramEnd"/>
+      <w:r>
+        <w:rPr>
+          <w:color w:val="000000"/>
+          <w:highlight w:val="white"/>
+        </w:rPr>
+        <w:t>data.GetType().FullName</w:t>
+      </w:r>
     </w:p>
     <w:p>
       <w:pPr>
@@ -4880,68 +4169,493 @@
         </w:rPr>
         <w:tab/>
       </w:r>
-      <w:proofErr w:type="gramStart"/>
-      <w:r>
-        <w:rPr>
-          <w:color w:val="000000"/>
-          <w:highlight w:val="white"/>
-        </w:rPr>
-        <w:t>.Replace</w:t>
-      </w:r>
-      <w:proofErr w:type="gramEnd"/>
-      <w:r>
-        <w:rPr>
-          <w:color w:val="000000"/>
-          <w:highlight w:val="white"/>
-        </w:rPr>
-        <w:t>(</w:t>
+      <w:r>
+        <w:rPr>
+          <w:color w:val="000000"/>
+          <w:highlight w:val="white"/>
+        </w:rPr>
+        <w:t>.Replace(</w:t>
       </w:r>
       <w:r>
         <w:rPr>
           <w:color w:val="A31515"/>
           <w:highlight w:val="white"/>
         </w:rPr>
-        <w:t>"</w:t>
-      </w:r>
-      <w:proofErr w:type="spellStart"/>
+        <w:t>"ViewModel"</w:t>
+      </w:r>
+      <w:r>
+        <w:rPr>
+          <w:color w:val="000000"/>
+          <w:highlight w:val="white"/>
+        </w:rPr>
+        <w:t xml:space="preserve">, </w:t>
+      </w:r>
       <w:r>
         <w:rPr>
           <w:color w:val="A31515"/>
           <w:highlight w:val="white"/>
         </w:rPr>
-        <w:t>ViewModel</w:t>
-      </w:r>
-      <w:proofErr w:type="spellEnd"/>
+        <w:t>"View"</w:t>
+      </w:r>
+      <w:r>
+        <w:rPr>
+          <w:color w:val="000000"/>
+          <w:highlight w:val="white"/>
+        </w:rPr>
+        <w:t>);</w:t>
+      </w:r>
+    </w:p>
+    <w:p>
+      <w:pPr>
+        <w:pStyle w:val="ad"/>
+        <w:rPr>
+          <w:color w:val="000000"/>
+          <w:highlight w:val="white"/>
+        </w:rPr>
+      </w:pPr>
+      <w:r>
+        <w:rPr>
+          <w:color w:val="000000"/>
+          <w:highlight w:val="white"/>
+        </w:rPr>
+        <w:tab/>
+      </w:r>
+      <w:r>
+        <w:rPr>
+          <w:color w:val="000000"/>
+          <w:highlight w:val="white"/>
+        </w:rPr>
+        <w:tab/>
+      </w:r>
+      <w:r>
+        <w:rPr>
+          <w:color w:val="0000FF"/>
+          <w:highlight w:val="white"/>
+        </w:rPr>
+        <w:t>var</w:t>
+      </w:r>
+      <w:r>
+        <w:rPr>
+          <w:color w:val="000000"/>
+          <w:highlight w:val="white"/>
+        </w:rPr>
+        <w:t xml:space="preserve"> type = </w:t>
+      </w:r>
+      <w:r>
+        <w:rPr>
+          <w:highlight w:val="white"/>
+        </w:rPr>
+        <w:t>Type</w:t>
+      </w:r>
+      <w:r>
+        <w:rPr>
+          <w:color w:val="000000"/>
+          <w:highlight w:val="white"/>
+        </w:rPr>
+        <w:t>.GetType(name);</w:t>
+      </w:r>
+    </w:p>
+    <w:p>
+      <w:pPr>
+        <w:pStyle w:val="ad"/>
+        <w:rPr>
+          <w:color w:val="000000"/>
+          <w:highlight w:val="white"/>
+        </w:rPr>
+      </w:pPr>
+      <w:r>
+        <w:rPr>
+          <w:color w:val="000000"/>
+          <w:highlight w:val="white"/>
+        </w:rPr>
+        <w:tab/>
+      </w:r>
+      <w:r>
+        <w:rPr>
+          <w:color w:val="000000"/>
+          <w:highlight w:val="white"/>
+        </w:rPr>
+        <w:tab/>
+      </w:r>
+      <w:r>
+        <w:rPr>
+          <w:color w:val="0000FF"/>
+          <w:highlight w:val="white"/>
+        </w:rPr>
+        <w:t>if</w:t>
+      </w:r>
+      <w:r>
+        <w:rPr>
+          <w:color w:val="000000"/>
+          <w:highlight w:val="white"/>
+        </w:rPr>
+        <w:t xml:space="preserve"> (type != </w:t>
+      </w:r>
+      <w:r>
+        <w:rPr>
+          <w:color w:val="0000FF"/>
+          <w:highlight w:val="white"/>
+        </w:rPr>
+        <w:t>null</w:t>
+      </w:r>
+      <w:r>
+        <w:rPr>
+          <w:color w:val="000000"/>
+          <w:highlight w:val="white"/>
+        </w:rPr>
+        <w:t>)</w:t>
+      </w:r>
+    </w:p>
+    <w:p>
+      <w:pPr>
+        <w:pStyle w:val="ad"/>
+        <w:rPr>
+          <w:color w:val="000000"/>
+          <w:highlight w:val="white"/>
+        </w:rPr>
+      </w:pPr>
+      <w:r>
+        <w:rPr>
+          <w:color w:val="000000"/>
+          <w:highlight w:val="white"/>
+        </w:rPr>
+        <w:tab/>
+      </w:r>
+      <w:r>
+        <w:rPr>
+          <w:color w:val="000000"/>
+          <w:highlight w:val="white"/>
+        </w:rPr>
+        <w:tab/>
+      </w:r>
+      <w:r>
+        <w:rPr>
+          <w:color w:val="000000"/>
+          <w:highlight w:val="white"/>
+        </w:rPr>
+        <w:t>{</w:t>
+      </w:r>
+    </w:p>
+    <w:p>
+      <w:pPr>
+        <w:pStyle w:val="ad"/>
+        <w:rPr>
+          <w:highlight w:val="white"/>
+        </w:rPr>
+      </w:pPr>
+      <w:r>
+        <w:rPr>
+          <w:color w:val="000000"/>
+          <w:highlight w:val="white"/>
+        </w:rPr>
+        <w:tab/>
+      </w:r>
+      <w:r>
+        <w:rPr>
+          <w:color w:val="000000"/>
+          <w:highlight w:val="white"/>
+        </w:rPr>
+        <w:tab/>
+      </w:r>
+      <w:r>
+        <w:rPr>
+          <w:color w:val="000000"/>
+          <w:highlight w:val="white"/>
+        </w:rPr>
+        <w:tab/>
+      </w:r>
+      <w:r>
+        <w:rPr>
+          <w:color w:val="0000FF"/>
+          <w:highlight w:val="white"/>
+        </w:rPr>
+        <w:t>return</w:t>
+      </w:r>
+      <w:r>
+        <w:rPr>
+          <w:color w:val="000000"/>
+          <w:highlight w:val="white"/>
+        </w:rPr>
+        <w:t xml:space="preserve"> (</w:t>
+      </w:r>
+      <w:r>
+        <w:rPr>
+          <w:highlight w:val="white"/>
+        </w:rPr>
+        <w:t>Control</w:t>
+      </w:r>
+      <w:r>
+        <w:rPr>
+          <w:color w:val="000000"/>
+          <w:highlight w:val="white"/>
+        </w:rPr>
+        <w:t>)</w:t>
+      </w:r>
+      <w:r>
+        <w:rPr>
+          <w:highlight w:val="white"/>
+        </w:rPr>
+        <w:t>Activator</w:t>
+      </w:r>
+    </w:p>
+    <w:p>
+      <w:pPr>
+        <w:pStyle w:val="ad"/>
+        <w:rPr>
+          <w:color w:val="000000"/>
+          <w:highlight w:val="white"/>
+        </w:rPr>
+      </w:pPr>
+      <w:r>
+        <w:rPr>
+          <w:highlight w:val="white"/>
+        </w:rPr>
+        <w:tab/>
+      </w:r>
+      <w:r>
+        <w:rPr>
+          <w:highlight w:val="white"/>
+        </w:rPr>
+        <w:tab/>
+      </w:r>
+      <w:r>
+        <w:rPr>
+          <w:highlight w:val="white"/>
+        </w:rPr>
+        <w:tab/>
+      </w:r>
+      <w:r>
+        <w:rPr>
+          <w:highlight w:val="white"/>
+        </w:rPr>
+        <w:tab/>
+      </w:r>
+      <w:r>
+        <w:rPr>
+          <w:color w:val="000000"/>
+          <w:highlight w:val="white"/>
+        </w:rPr>
+        <w:t>.CreateInstance(type);</w:t>
+      </w:r>
+    </w:p>
+    <w:p>
+      <w:pPr>
+        <w:pStyle w:val="ad"/>
+        <w:rPr>
+          <w:color w:val="000000"/>
+          <w:highlight w:val="white"/>
+        </w:rPr>
+      </w:pPr>
+      <w:r>
+        <w:rPr>
+          <w:color w:val="000000"/>
+          <w:highlight w:val="white"/>
+        </w:rPr>
+        <w:tab/>
+      </w:r>
+      <w:r>
+        <w:rPr>
+          <w:color w:val="000000"/>
+          <w:highlight w:val="white"/>
+        </w:rPr>
+        <w:tab/>
+      </w:r>
+      <w:r>
+        <w:rPr>
+          <w:color w:val="000000"/>
+          <w:highlight w:val="white"/>
+        </w:rPr>
+        <w:t>}</w:t>
+      </w:r>
+    </w:p>
+    <w:p>
+      <w:pPr>
+        <w:pStyle w:val="ad"/>
+        <w:rPr>
+          <w:color w:val="0000FF"/>
+          <w:highlight w:val="white"/>
+        </w:rPr>
+      </w:pPr>
+      <w:r>
+        <w:rPr>
+          <w:color w:val="000000"/>
+          <w:highlight w:val="white"/>
+        </w:rPr>
+        <w:tab/>
+      </w:r>
+      <w:r>
+        <w:rPr>
+          <w:color w:val="000000"/>
+          <w:highlight w:val="white"/>
+        </w:rPr>
+        <w:tab/>
+      </w:r>
+      <w:r>
+        <w:rPr>
+          <w:color w:val="0000FF"/>
+          <w:highlight w:val="white"/>
+        </w:rPr>
+        <w:t>else</w:t>
+      </w:r>
+    </w:p>
+    <w:p>
+      <w:pPr>
+        <w:pStyle w:val="ad"/>
+        <w:rPr>
+          <w:color w:val="000000"/>
+          <w:highlight w:val="white"/>
+        </w:rPr>
+      </w:pPr>
+      <w:r>
+        <w:rPr>
+          <w:color w:val="000000"/>
+          <w:highlight w:val="white"/>
+        </w:rPr>
+        <w:tab/>
+      </w:r>
+      <w:r>
+        <w:rPr>
+          <w:color w:val="000000"/>
+          <w:highlight w:val="white"/>
+        </w:rPr>
+        <w:tab/>
+      </w:r>
+      <w:r>
+        <w:rPr>
+          <w:color w:val="000000"/>
+          <w:highlight w:val="white"/>
+        </w:rPr>
+        <w:t>{</w:t>
+      </w:r>
+    </w:p>
+    <w:p>
+      <w:pPr>
+        <w:pStyle w:val="ad"/>
+        <w:rPr>
+          <w:color w:val="000000"/>
+          <w:highlight w:val="white"/>
+        </w:rPr>
+      </w:pPr>
+      <w:r>
+        <w:rPr>
+          <w:color w:val="000000"/>
+          <w:highlight w:val="white"/>
+        </w:rPr>
+        <w:tab/>
+      </w:r>
+      <w:r>
+        <w:rPr>
+          <w:color w:val="000000"/>
+          <w:highlight w:val="white"/>
+        </w:rPr>
+        <w:tab/>
+      </w:r>
+      <w:r>
+        <w:rPr>
+          <w:color w:val="000000"/>
+          <w:highlight w:val="white"/>
+        </w:rPr>
+        <w:tab/>
+      </w:r>
+      <w:r>
+        <w:rPr>
+          <w:color w:val="0000FF"/>
+          <w:highlight w:val="white"/>
+        </w:rPr>
+        <w:t>return</w:t>
+      </w:r>
+      <w:r>
+        <w:rPr>
+          <w:color w:val="000000"/>
+          <w:highlight w:val="white"/>
+        </w:rPr>
+        <w:t xml:space="preserve"> </w:t>
+      </w:r>
+      <w:r>
+        <w:rPr>
+          <w:color w:val="0000FF"/>
+          <w:highlight w:val="white"/>
+        </w:rPr>
+        <w:t>new</w:t>
+      </w:r>
+      <w:r>
+        <w:rPr>
+          <w:color w:val="000000"/>
+          <w:highlight w:val="white"/>
+        </w:rPr>
+        <w:t xml:space="preserve"> </w:t>
+      </w:r>
+      <w:r>
+        <w:rPr>
+          <w:highlight w:val="white"/>
+        </w:rPr>
+        <w:t>TextBlock</w:t>
+      </w:r>
+      <w:r>
+        <w:rPr>
+          <w:color w:val="000000"/>
+          <w:highlight w:val="white"/>
+        </w:rPr>
+        <w:t xml:space="preserve"> </w:t>
+      </w:r>
+    </w:p>
+    <w:p>
+      <w:pPr>
+        <w:pStyle w:val="ad"/>
+        <w:rPr>
+          <w:color w:val="000000"/>
+          <w:highlight w:val="white"/>
+        </w:rPr>
+      </w:pPr>
+      <w:r>
+        <w:rPr>
+          <w:color w:val="000000"/>
+          <w:highlight w:val="white"/>
+        </w:rPr>
+        <w:tab/>
+      </w:r>
+      <w:r>
+        <w:rPr>
+          <w:color w:val="000000"/>
+          <w:highlight w:val="white"/>
+        </w:rPr>
+        <w:tab/>
+      </w:r>
+      <w:r>
+        <w:rPr>
+          <w:color w:val="000000"/>
+          <w:highlight w:val="white"/>
+        </w:rPr>
+        <w:tab/>
+      </w:r>
+      <w:r>
+        <w:rPr>
+          <w:color w:val="000000"/>
+          <w:highlight w:val="white"/>
+        </w:rPr>
+        <w:tab/>
+      </w:r>
+      <w:r>
+        <w:rPr>
+          <w:color w:val="000000"/>
+          <w:highlight w:val="white"/>
+        </w:rPr>
+        <w:t xml:space="preserve">{ Text = </w:t>
+      </w:r>
       <w:r>
         <w:rPr>
           <w:color w:val="A31515"/>
           <w:highlight w:val="white"/>
         </w:rPr>
-        <w:t>"</w:t>
-      </w:r>
-      <w:r>
-        <w:rPr>
-          <w:color w:val="000000"/>
-          <w:highlight w:val="white"/>
-        </w:rPr>
-        <w:t xml:space="preserve">, </w:t>
-      </w:r>
-      <w:r>
-        <w:rPr>
-          <w:color w:val="A31515"/>
-          <w:highlight w:val="white"/>
-        </w:rPr>
-        <w:t>"View"</w:t>
-      </w:r>
-      <w:proofErr w:type="gramStart"/>
-      <w:r>
-        <w:rPr>
-          <w:color w:val="000000"/>
-          <w:highlight w:val="white"/>
-        </w:rPr>
-        <w:t>);</w:t>
-      </w:r>
-      <w:proofErr w:type="gramEnd"/>
+        <w:t>"Not Found: "</w:t>
+      </w:r>
+      <w:r>
+        <w:rPr>
+          <w:color w:val="000000"/>
+          <w:highlight w:val="white"/>
+        </w:rPr>
+        <w:t xml:space="preserve"> + name };</w:t>
+      </w:r>
     </w:p>
     <w:p>
       <w:pPr>
@@ -4967,49 +4681,92 @@
       </w:r>
       <w:r>
         <w:rPr>
+          <w:color w:val="000000"/>
+          <w:highlight w:val="white"/>
+        </w:rPr>
+        <w:t>}</w:t>
+      </w:r>
+    </w:p>
+    <w:p>
+      <w:pPr>
+        <w:pStyle w:val="ad"/>
+        <w:rPr>
+          <w:color w:val="000000"/>
+          <w:highlight w:val="white"/>
+        </w:rPr>
+      </w:pPr>
+      <w:r>
+        <w:rPr>
+          <w:color w:val="000000"/>
+          <w:highlight w:val="white"/>
+        </w:rPr>
+        <w:tab/>
+      </w:r>
+      <w:r>
+        <w:rPr>
+          <w:color w:val="000000"/>
+          <w:highlight w:val="white"/>
+        </w:rPr>
+        <w:t>}</w:t>
+      </w:r>
+    </w:p>
+    <w:p>
+      <w:pPr>
+        <w:pStyle w:val="ad"/>
+        <w:rPr>
+          <w:color w:val="000000"/>
+          <w:highlight w:val="white"/>
+        </w:rPr>
+      </w:pPr>
+      <w:r>
+        <w:rPr>
+          <w:color w:val="000000"/>
+          <w:highlight w:val="white"/>
+        </w:rPr>
+        <w:tab/>
+      </w:r>
+      <w:r>
+        <w:rPr>
           <w:color w:val="0000FF"/>
           <w:highlight w:val="white"/>
         </w:rPr>
-        <w:t>var</w:t>
-      </w:r>
-      <w:r>
-        <w:rPr>
-          <w:color w:val="000000"/>
-          <w:highlight w:val="white"/>
-        </w:rPr>
-        <w:t xml:space="preserve"> type = </w:t>
-      </w:r>
-      <w:proofErr w:type="spellStart"/>
-      <w:r>
-        <w:rPr>
-          <w:highlight w:val="white"/>
-        </w:rPr>
-        <w:t>Type</w:t>
-      </w:r>
-      <w:r>
-        <w:rPr>
-          <w:color w:val="000000"/>
-          <w:highlight w:val="white"/>
-        </w:rPr>
-        <w:t>.GetType</w:t>
-      </w:r>
-      <w:proofErr w:type="spellEnd"/>
-      <w:r>
-        <w:rPr>
-          <w:color w:val="000000"/>
-          <w:highlight w:val="white"/>
-        </w:rPr>
-        <w:t>(name</w:t>
-      </w:r>
-      <w:proofErr w:type="gramStart"/>
-      <w:r>
-        <w:rPr>
-          <w:color w:val="000000"/>
-          <w:highlight w:val="white"/>
-        </w:rPr>
-        <w:t>);</w:t>
-      </w:r>
-      <w:proofErr w:type="gramEnd"/>
+        <w:t>public</w:t>
+      </w:r>
+      <w:r>
+        <w:rPr>
+          <w:color w:val="000000"/>
+          <w:highlight w:val="white"/>
+        </w:rPr>
+        <w:t xml:space="preserve"> </w:t>
+      </w:r>
+      <w:r>
+        <w:rPr>
+          <w:color w:val="0000FF"/>
+          <w:highlight w:val="white"/>
+        </w:rPr>
+        <w:t>bool</w:t>
+      </w:r>
+      <w:r>
+        <w:rPr>
+          <w:color w:val="000000"/>
+          <w:highlight w:val="white"/>
+        </w:rPr>
+        <w:t xml:space="preserve"> Match(</w:t>
+      </w:r>
+      <w:r>
+        <w:rPr>
+          <w:color w:val="0000FF"/>
+          <w:highlight w:val="white"/>
+        </w:rPr>
+        <w:t>object</w:t>
+      </w:r>
+      <w:r>
+        <w:rPr>
+          <w:color w:val="000000"/>
+          <w:highlight w:val="white"/>
+        </w:rPr>
+        <w:t xml:space="preserve"> data)</w:t>
+      </w:r>
     </w:p>
     <w:p>
       <w:pPr>
@@ -5031,450 +4788,67 @@
           <w:color w:val="000000"/>
           <w:highlight w:val="white"/>
         </w:rPr>
+        <w:t>{</w:t>
+      </w:r>
+    </w:p>
+    <w:p>
+      <w:pPr>
+        <w:pStyle w:val="ad"/>
+        <w:rPr>
+          <w:color w:val="000000"/>
+          <w:highlight w:val="white"/>
+        </w:rPr>
+      </w:pPr>
+      <w:r>
+        <w:rPr>
+          <w:color w:val="000000"/>
+          <w:highlight w:val="white"/>
+          <w:lang w:val="ru-RU"/>
+        </w:rPr>
         <w:tab/>
       </w:r>
       <w:r>
         <w:rPr>
+          <w:color w:val="000000"/>
+          <w:highlight w:val="white"/>
+          <w:lang w:val="ru-RU"/>
+        </w:rPr>
+        <w:tab/>
+      </w:r>
+      <w:r>
+        <w:rPr>
           <w:color w:val="0000FF"/>
           <w:highlight w:val="white"/>
         </w:rPr>
-        <w:t>if</w:t>
-      </w:r>
-      <w:r>
-        <w:rPr>
-          <w:color w:val="000000"/>
-          <w:highlight w:val="white"/>
-        </w:rPr>
-        <w:t xml:space="preserve"> (</w:t>
-      </w:r>
-      <w:proofErr w:type="gramStart"/>
-      <w:r>
-        <w:rPr>
-          <w:color w:val="000000"/>
-          <w:highlight w:val="white"/>
-        </w:rPr>
-        <w:t>type !</w:t>
-      </w:r>
-      <w:proofErr w:type="gramEnd"/>
-      <w:r>
-        <w:rPr>
-          <w:color w:val="000000"/>
-          <w:highlight w:val="white"/>
-        </w:rPr>
-        <w:t xml:space="preserve">= </w:t>
+        <w:t>return</w:t>
+      </w:r>
+      <w:r>
+        <w:rPr>
+          <w:color w:val="000000"/>
+          <w:highlight w:val="white"/>
+        </w:rPr>
+        <w:t xml:space="preserve"> data </w:t>
       </w:r>
       <w:r>
         <w:rPr>
           <w:color w:val="0000FF"/>
           <w:highlight w:val="white"/>
         </w:rPr>
-        <w:t>null</w:t>
-      </w:r>
-      <w:r>
-        <w:rPr>
-          <w:color w:val="000000"/>
-          <w:highlight w:val="white"/>
-        </w:rPr>
-        <w:t>)</w:t>
-      </w:r>
-    </w:p>
-    <w:p>
-      <w:pPr>
-        <w:pStyle w:val="ad"/>
-        <w:rPr>
-          <w:color w:val="000000"/>
-          <w:highlight w:val="white"/>
-        </w:rPr>
-      </w:pPr>
-      <w:r>
-        <w:rPr>
-          <w:color w:val="000000"/>
-          <w:highlight w:val="white"/>
-        </w:rPr>
-        <w:tab/>
-      </w:r>
-      <w:r>
-        <w:rPr>
-          <w:color w:val="000000"/>
-          <w:highlight w:val="white"/>
-        </w:rPr>
-        <w:tab/>
-      </w:r>
-      <w:r>
-        <w:rPr>
-          <w:color w:val="000000"/>
-          <w:highlight w:val="white"/>
-        </w:rPr>
-        <w:t>{</w:t>
-      </w:r>
-    </w:p>
-    <w:p>
-      <w:pPr>
-        <w:pStyle w:val="ad"/>
-        <w:rPr>
-          <w:highlight w:val="white"/>
-        </w:rPr>
-      </w:pPr>
-      <w:r>
-        <w:rPr>
-          <w:color w:val="000000"/>
-          <w:highlight w:val="white"/>
-        </w:rPr>
-        <w:tab/>
-      </w:r>
-      <w:r>
-        <w:rPr>
-          <w:color w:val="000000"/>
-          <w:highlight w:val="white"/>
-        </w:rPr>
-        <w:tab/>
-      </w:r>
-      <w:r>
-        <w:rPr>
-          <w:color w:val="000000"/>
-          <w:highlight w:val="white"/>
-        </w:rPr>
-        <w:tab/>
-      </w:r>
-      <w:r>
-        <w:rPr>
-          <w:color w:val="0000FF"/>
-          <w:highlight w:val="white"/>
-        </w:rPr>
-        <w:t>return</w:t>
-      </w:r>
-      <w:r>
-        <w:rPr>
-          <w:color w:val="000000"/>
-          <w:highlight w:val="white"/>
-        </w:rPr>
-        <w:t xml:space="preserve"> (</w:t>
-      </w:r>
-      <w:r>
-        <w:rPr>
-          <w:highlight w:val="white"/>
-        </w:rPr>
-        <w:t>Control</w:t>
-      </w:r>
-      <w:r>
-        <w:rPr>
-          <w:color w:val="000000"/>
-          <w:highlight w:val="white"/>
-        </w:rPr>
-        <w:t>)</w:t>
-      </w:r>
-      <w:r>
-        <w:rPr>
-          <w:highlight w:val="white"/>
-        </w:rPr>
-        <w:t>Activator</w:t>
-      </w:r>
-    </w:p>
-    <w:p>
-      <w:pPr>
-        <w:pStyle w:val="ad"/>
-        <w:rPr>
-          <w:color w:val="000000"/>
-          <w:highlight w:val="white"/>
-        </w:rPr>
-      </w:pPr>
-      <w:r>
-        <w:rPr>
-          <w:highlight w:val="white"/>
-        </w:rPr>
-        <w:tab/>
-      </w:r>
-      <w:r>
-        <w:rPr>
-          <w:highlight w:val="white"/>
-        </w:rPr>
-        <w:tab/>
-      </w:r>
-      <w:r>
-        <w:rPr>
-          <w:highlight w:val="white"/>
-        </w:rPr>
-        <w:tab/>
-      </w:r>
-      <w:r>
-        <w:rPr>
-          <w:highlight w:val="white"/>
-        </w:rPr>
-        <w:tab/>
-      </w:r>
-      <w:proofErr w:type="gramStart"/>
-      <w:r>
-        <w:rPr>
-          <w:color w:val="000000"/>
-          <w:highlight w:val="white"/>
-        </w:rPr>
-        <w:t>.</w:t>
-      </w:r>
-      <w:proofErr w:type="spellStart"/>
-      <w:r>
-        <w:rPr>
-          <w:color w:val="000000"/>
-          <w:highlight w:val="white"/>
-        </w:rPr>
-        <w:t>CreateInstance</w:t>
-      </w:r>
-      <w:proofErr w:type="spellEnd"/>
-      <w:proofErr w:type="gramEnd"/>
-      <w:r>
-        <w:rPr>
-          <w:color w:val="000000"/>
-          <w:highlight w:val="white"/>
-        </w:rPr>
-        <w:t>(type</w:t>
-      </w:r>
-      <w:proofErr w:type="gramStart"/>
-      <w:r>
-        <w:rPr>
-          <w:color w:val="000000"/>
-          <w:highlight w:val="white"/>
-        </w:rPr>
-        <w:t>);</w:t>
-      </w:r>
-      <w:proofErr w:type="gramEnd"/>
-    </w:p>
-    <w:p>
-      <w:pPr>
-        <w:pStyle w:val="ad"/>
-        <w:rPr>
-          <w:color w:val="000000"/>
-          <w:highlight w:val="white"/>
-        </w:rPr>
-      </w:pPr>
-      <w:r>
-        <w:rPr>
-          <w:color w:val="000000"/>
-          <w:highlight w:val="white"/>
-        </w:rPr>
-        <w:tab/>
-      </w:r>
-      <w:r>
-        <w:rPr>
-          <w:color w:val="000000"/>
-          <w:highlight w:val="white"/>
-        </w:rPr>
-        <w:tab/>
-      </w:r>
-      <w:r>
-        <w:rPr>
-          <w:color w:val="000000"/>
-          <w:highlight w:val="white"/>
-        </w:rPr>
-        <w:t>}</w:t>
-      </w:r>
-    </w:p>
-    <w:p>
-      <w:pPr>
-        <w:pStyle w:val="ad"/>
-        <w:rPr>
-          <w:color w:val="0000FF"/>
-          <w:highlight w:val="white"/>
-        </w:rPr>
-      </w:pPr>
-      <w:r>
-        <w:rPr>
-          <w:color w:val="000000"/>
-          <w:highlight w:val="white"/>
-        </w:rPr>
-        <w:tab/>
-      </w:r>
-      <w:r>
-        <w:rPr>
-          <w:color w:val="000000"/>
-          <w:highlight w:val="white"/>
-        </w:rPr>
-        <w:tab/>
-      </w:r>
-      <w:r>
-        <w:rPr>
-          <w:color w:val="0000FF"/>
-          <w:highlight w:val="white"/>
-        </w:rPr>
-        <w:t>else</w:t>
-      </w:r>
-    </w:p>
-    <w:p>
-      <w:pPr>
-        <w:pStyle w:val="ad"/>
-        <w:rPr>
-          <w:color w:val="000000"/>
-          <w:highlight w:val="white"/>
-        </w:rPr>
-      </w:pPr>
-      <w:r>
-        <w:rPr>
-          <w:color w:val="000000"/>
-          <w:highlight w:val="white"/>
-        </w:rPr>
-        <w:tab/>
-      </w:r>
-      <w:r>
-        <w:rPr>
-          <w:color w:val="000000"/>
-          <w:highlight w:val="white"/>
-        </w:rPr>
-        <w:tab/>
-      </w:r>
-      <w:r>
-        <w:rPr>
-          <w:color w:val="000000"/>
-          <w:highlight w:val="white"/>
-        </w:rPr>
-        <w:t>{</w:t>
-      </w:r>
-    </w:p>
-    <w:p>
-      <w:pPr>
-        <w:pStyle w:val="ad"/>
-        <w:rPr>
-          <w:color w:val="000000"/>
-          <w:highlight w:val="white"/>
-        </w:rPr>
-      </w:pPr>
-      <w:r>
-        <w:rPr>
-          <w:color w:val="000000"/>
-          <w:highlight w:val="white"/>
-        </w:rPr>
-        <w:tab/>
-      </w:r>
-      <w:r>
-        <w:rPr>
-          <w:color w:val="000000"/>
-          <w:highlight w:val="white"/>
-        </w:rPr>
-        <w:tab/>
-      </w:r>
-      <w:r>
-        <w:rPr>
-          <w:color w:val="000000"/>
-          <w:highlight w:val="white"/>
-        </w:rPr>
-        <w:tab/>
-      </w:r>
-      <w:r>
-        <w:rPr>
-          <w:color w:val="0000FF"/>
-          <w:highlight w:val="white"/>
-        </w:rPr>
-        <w:t>return</w:t>
-      </w:r>
-      <w:r>
-        <w:rPr>
-          <w:color w:val="000000"/>
-          <w:highlight w:val="white"/>
-        </w:rPr>
-        <w:t xml:space="preserve"> </w:t>
-      </w:r>
-      <w:r>
-        <w:rPr>
-          <w:color w:val="0000FF"/>
-          <w:highlight w:val="white"/>
-        </w:rPr>
-        <w:t>new</w:t>
-      </w:r>
-      <w:r>
-        <w:rPr>
-          <w:color w:val="000000"/>
-          <w:highlight w:val="white"/>
-        </w:rPr>
-        <w:t xml:space="preserve"> </w:t>
-      </w:r>
-      <w:proofErr w:type="spellStart"/>
-      <w:r>
-        <w:rPr>
-          <w:highlight w:val="white"/>
-        </w:rPr>
-        <w:t>TextBlock</w:t>
-      </w:r>
-      <w:proofErr w:type="spellEnd"/>
-      <w:r>
-        <w:rPr>
-          <w:color w:val="000000"/>
-          <w:highlight w:val="white"/>
-        </w:rPr>
-        <w:t xml:space="preserve"> </w:t>
-      </w:r>
-    </w:p>
-    <w:p>
-      <w:pPr>
-        <w:pStyle w:val="ad"/>
-        <w:rPr>
-          <w:color w:val="000000"/>
-          <w:highlight w:val="white"/>
-        </w:rPr>
-      </w:pPr>
-      <w:r>
-        <w:rPr>
-          <w:color w:val="000000"/>
-          <w:highlight w:val="white"/>
-        </w:rPr>
-        <w:tab/>
-      </w:r>
-      <w:r>
-        <w:rPr>
-          <w:color w:val="000000"/>
-          <w:highlight w:val="white"/>
-        </w:rPr>
-        <w:tab/>
-      </w:r>
-      <w:r>
-        <w:rPr>
-          <w:color w:val="000000"/>
-          <w:highlight w:val="white"/>
-        </w:rPr>
-        <w:tab/>
-      </w:r>
-      <w:r>
-        <w:rPr>
-          <w:color w:val="000000"/>
-          <w:highlight w:val="white"/>
-        </w:rPr>
-        <w:tab/>
-      </w:r>
-      <w:proofErr w:type="gramStart"/>
-      <w:r>
-        <w:rPr>
-          <w:color w:val="000000"/>
-          <w:highlight w:val="white"/>
-        </w:rPr>
-        <w:t>{ Text</w:t>
-      </w:r>
-      <w:proofErr w:type="gramEnd"/>
-      <w:r>
-        <w:rPr>
-          <w:color w:val="000000"/>
-          <w:highlight w:val="white"/>
-        </w:rPr>
-        <w:t xml:space="preserve"> = </w:t>
-      </w:r>
-      <w:r>
-        <w:rPr>
-          <w:color w:val="A31515"/>
-          <w:highlight w:val="white"/>
-        </w:rPr>
-        <w:t>"Not Found: "</w:t>
-      </w:r>
-      <w:r>
-        <w:rPr>
-          <w:color w:val="000000"/>
-          <w:highlight w:val="white"/>
-        </w:rPr>
-        <w:t xml:space="preserve"> + </w:t>
-      </w:r>
-      <w:proofErr w:type="gramStart"/>
-      <w:r>
-        <w:rPr>
-          <w:color w:val="000000"/>
-          <w:highlight w:val="white"/>
-        </w:rPr>
-        <w:t>name }</w:t>
-      </w:r>
-      <w:proofErr w:type="gramEnd"/>
+        <w:t>is</w:t>
+      </w:r>
+      <w:r>
+        <w:rPr>
+          <w:color w:val="000000"/>
+          <w:highlight w:val="white"/>
+        </w:rPr>
+        <w:t xml:space="preserve"> </w:t>
+      </w:r>
+      <w:r>
+        <w:rPr>
+          <w:highlight w:val="white"/>
+        </w:rPr>
+        <w:t>ViewModelBase</w:t>
+      </w:r>
       <w:r>
         <w:rPr>
           <w:color w:val="000000"/>
@@ -5482,219 +4856,6 @@
         </w:rPr>
         <w:t>;</w:t>
       </w:r>
-    </w:p>
-    <w:p>
-      <w:pPr>
-        <w:pStyle w:val="ad"/>
-        <w:rPr>
-          <w:color w:val="000000"/>
-          <w:highlight w:val="white"/>
-        </w:rPr>
-      </w:pPr>
-      <w:r>
-        <w:rPr>
-          <w:color w:val="000000"/>
-          <w:highlight w:val="white"/>
-        </w:rPr>
-        <w:tab/>
-      </w:r>
-      <w:r>
-        <w:rPr>
-          <w:color w:val="000000"/>
-          <w:highlight w:val="white"/>
-        </w:rPr>
-        <w:tab/>
-      </w:r>
-      <w:r>
-        <w:rPr>
-          <w:color w:val="000000"/>
-          <w:highlight w:val="white"/>
-        </w:rPr>
-        <w:t>}</w:t>
-      </w:r>
-    </w:p>
-    <w:p>
-      <w:pPr>
-        <w:pStyle w:val="ad"/>
-        <w:rPr>
-          <w:color w:val="000000"/>
-          <w:highlight w:val="white"/>
-        </w:rPr>
-      </w:pPr>
-      <w:r>
-        <w:rPr>
-          <w:color w:val="000000"/>
-          <w:highlight w:val="white"/>
-        </w:rPr>
-        <w:tab/>
-      </w:r>
-      <w:r>
-        <w:rPr>
-          <w:color w:val="000000"/>
-          <w:highlight w:val="white"/>
-        </w:rPr>
-        <w:t>}</w:t>
-      </w:r>
-    </w:p>
-    <w:p>
-      <w:pPr>
-        <w:pStyle w:val="ad"/>
-        <w:rPr>
-          <w:color w:val="000000"/>
-          <w:highlight w:val="white"/>
-        </w:rPr>
-      </w:pPr>
-      <w:r>
-        <w:rPr>
-          <w:color w:val="000000"/>
-          <w:highlight w:val="white"/>
-        </w:rPr>
-        <w:tab/>
-      </w:r>
-      <w:r>
-        <w:rPr>
-          <w:color w:val="0000FF"/>
-          <w:highlight w:val="white"/>
-        </w:rPr>
-        <w:t>public</w:t>
-      </w:r>
-      <w:r>
-        <w:rPr>
-          <w:color w:val="000000"/>
-          <w:highlight w:val="white"/>
-        </w:rPr>
-        <w:t xml:space="preserve"> </w:t>
-      </w:r>
-      <w:r>
-        <w:rPr>
-          <w:color w:val="0000FF"/>
-          <w:highlight w:val="white"/>
-        </w:rPr>
-        <w:t>bool</w:t>
-      </w:r>
-      <w:r>
-        <w:rPr>
-          <w:color w:val="000000"/>
-          <w:highlight w:val="white"/>
-        </w:rPr>
-        <w:t xml:space="preserve"> </w:t>
-      </w:r>
-      <w:proofErr w:type="gramStart"/>
-      <w:r>
-        <w:rPr>
-          <w:color w:val="000000"/>
-          <w:highlight w:val="white"/>
-        </w:rPr>
-        <w:t>Match(</w:t>
-      </w:r>
-      <w:proofErr w:type="gramEnd"/>
-      <w:r>
-        <w:rPr>
-          <w:color w:val="0000FF"/>
-          <w:highlight w:val="white"/>
-        </w:rPr>
-        <w:t>object</w:t>
-      </w:r>
-      <w:r>
-        <w:rPr>
-          <w:color w:val="000000"/>
-          <w:highlight w:val="white"/>
-        </w:rPr>
-        <w:t xml:space="preserve"> data)</w:t>
-      </w:r>
-    </w:p>
-    <w:p>
-      <w:pPr>
-        <w:pStyle w:val="ad"/>
-        <w:rPr>
-          <w:color w:val="000000"/>
-          <w:highlight w:val="white"/>
-        </w:rPr>
-      </w:pPr>
-      <w:r>
-        <w:rPr>
-          <w:color w:val="000000"/>
-          <w:highlight w:val="white"/>
-        </w:rPr>
-        <w:tab/>
-      </w:r>
-      <w:r>
-        <w:rPr>
-          <w:color w:val="000000"/>
-          <w:highlight w:val="white"/>
-        </w:rPr>
-        <w:t>{</w:t>
-      </w:r>
-    </w:p>
-    <w:p>
-      <w:pPr>
-        <w:pStyle w:val="ad"/>
-        <w:rPr>
-          <w:color w:val="000000"/>
-          <w:highlight w:val="white"/>
-        </w:rPr>
-      </w:pPr>
-      <w:r>
-        <w:rPr>
-          <w:color w:val="000000"/>
-          <w:highlight w:val="white"/>
-          <w:lang w:val="ru-RU"/>
-        </w:rPr>
-        <w:tab/>
-      </w:r>
-      <w:r>
-        <w:rPr>
-          <w:color w:val="000000"/>
-          <w:highlight w:val="white"/>
-          <w:lang w:val="ru-RU"/>
-        </w:rPr>
-        <w:tab/>
-      </w:r>
-      <w:r>
-        <w:rPr>
-          <w:color w:val="0000FF"/>
-          <w:highlight w:val="white"/>
-        </w:rPr>
-        <w:t>return</w:t>
-      </w:r>
-      <w:r>
-        <w:rPr>
-          <w:color w:val="000000"/>
-          <w:highlight w:val="white"/>
-        </w:rPr>
-        <w:t xml:space="preserve"> data </w:t>
-      </w:r>
-      <w:r>
-        <w:rPr>
-          <w:color w:val="0000FF"/>
-          <w:highlight w:val="white"/>
-        </w:rPr>
-        <w:t>is</w:t>
-      </w:r>
-      <w:r>
-        <w:rPr>
-          <w:color w:val="000000"/>
-          <w:highlight w:val="white"/>
-        </w:rPr>
-        <w:t xml:space="preserve"> </w:t>
-      </w:r>
-      <w:proofErr w:type="spellStart"/>
-      <w:proofErr w:type="gramStart"/>
-      <w:r>
-        <w:rPr>
-          <w:highlight w:val="white"/>
-        </w:rPr>
-        <w:t>ViewModelBase</w:t>
-      </w:r>
-      <w:proofErr w:type="spellEnd"/>
-      <w:r>
-        <w:rPr>
-          <w:color w:val="000000"/>
-          <w:highlight w:val="white"/>
-        </w:rPr>
-        <w:t>;</w:t>
-      </w:r>
-      <w:proofErr w:type="gramEnd"/>
     </w:p>
     <w:p>
       <w:pPr>
@@ -5753,14 +4914,12 @@
       <w:r>
         <w:t>.</w:t>
       </w:r>
-      <w:proofErr w:type="spellStart"/>
       <w:r>
         <w:rPr>
           <w:lang w:val="en-US"/>
         </w:rPr>
         <w:t>axaml</w:t>
       </w:r>
-      <w:proofErr w:type="spellEnd"/>
       <w:r>
         <w:t xml:space="preserve"> </w:t>
       </w:r>
@@ -5798,42 +4957,16 @@
           <w:highlight w:val="white"/>
         </w:rPr>
         <w:tab/>
-      </w:r>
-      <w:proofErr w:type="spellStart"/>
-      <w:proofErr w:type="gramStart"/>
+        <w:t>xmlns:local=”using:</w:t>
+      </w:r>
       <w:r>
         <w:rPr>
           <w:color w:val="0000FF"/>
           <w:highlight w:val="white"/>
-        </w:rPr>
-        <w:t>xmlns:local</w:t>
-      </w:r>
-      <w:proofErr w:type="spellEnd"/>
-      <w:r>
-        <w:rPr>
-          <w:color w:val="0000FF"/>
-          <w:highlight w:val="white"/>
-        </w:rPr>
-        <w:t>=”using</w:t>
-      </w:r>
-      <w:proofErr w:type="gramEnd"/>
-      <w:r>
-        <w:rPr>
-          <w:color w:val="0000FF"/>
-          <w:highlight w:val="white"/>
-        </w:rPr>
-        <w:t>:</w:t>
-      </w:r>
-      <w:proofErr w:type="spellStart"/>
-      <w:r>
-        <w:rPr>
-          <w:color w:val="0000FF"/>
-          <w:highlight w:val="white"/>
           <w:lang w:val="ru-RU"/>
         </w:rPr>
         <w:t>ИмяПроекта</w:t>
       </w:r>
-      <w:proofErr w:type="spellEnd"/>
       <w:r>
         <w:rPr>
           <w:color w:val="0000FF"/>
@@ -5906,14 +5039,12 @@
         </w:rPr>
         <w:t>&lt;</w:t>
       </w:r>
-      <w:proofErr w:type="spellStart"/>
       <w:r>
         <w:rPr>
           <w:highlight w:val="white"/>
         </w:rPr>
         <w:t>Application.DataTemplates</w:t>
       </w:r>
-      <w:proofErr w:type="spellEnd"/>
       <w:r>
         <w:rPr>
           <w:color w:val="0000FF"/>
@@ -5938,16 +5069,12 @@
         <w:tab/>
         <w:t>&lt;</w:t>
       </w:r>
-      <w:proofErr w:type="spellStart"/>
-      <w:proofErr w:type="gramStart"/>
       <w:r>
         <w:rPr>
           <w:highlight w:val="white"/>
         </w:rPr>
         <w:t>local:ViewLocator</w:t>
       </w:r>
-      <w:proofErr w:type="spellEnd"/>
-      <w:proofErr w:type="gramEnd"/>
       <w:r>
         <w:rPr>
           <w:color w:val="0000FF"/>
@@ -5967,14 +5094,12 @@
         </w:rPr>
         <w:t>&lt;/</w:t>
       </w:r>
-      <w:proofErr w:type="spellStart"/>
       <w:r>
         <w:rPr>
           <w:highlight w:val="white"/>
         </w:rPr>
         <w:t>Application.DataTemplates</w:t>
       </w:r>
-      <w:proofErr w:type="spellEnd"/>
       <w:r>
         <w:rPr>
           <w:color w:val="0000FF"/>
@@ -5984,14 +5109,12 @@
       </w:r>
     </w:p>
     <w:p>
-      <w:proofErr w:type="spellStart"/>
       <w:r>
         <w:rPr>
           <w:lang w:val="en-US"/>
         </w:rPr>
         <w:t>ViewLocator</w:t>
       </w:r>
-      <w:proofErr w:type="spellEnd"/>
       <w:r>
         <w:t xml:space="preserve"> </w:t>
       </w:r>
@@ -6010,14 +5133,12 @@
       <w:r>
         <w:t xml:space="preserve">для объекта </w:t>
       </w:r>
-      <w:proofErr w:type="spellStart"/>
       <w:r>
         <w:rPr>
           <w:lang w:val="en-US"/>
         </w:rPr>
         <w:t>ViewModel</w:t>
       </w:r>
-      <w:proofErr w:type="spellEnd"/>
       <w:r>
         <w:t xml:space="preserve"> в приложении</w:t>
       </w:r>
@@ -6051,14 +5172,12 @@
         </w:rPr>
         <w:t xml:space="preserve"> </w:t>
       </w:r>
-      <w:proofErr w:type="spellStart"/>
       <w:r>
         <w:rPr>
           <w:lang w:val="en-US"/>
         </w:rPr>
         <w:t>MainViewModel</w:t>
       </w:r>
-      <w:proofErr w:type="spellEnd"/>
       <w:r>
         <w:rPr>
           <w:lang w:val="en-US"/>
@@ -6074,14 +5193,12 @@
         </w:rPr>
         <w:t xml:space="preserve"> </w:t>
       </w:r>
-      <w:proofErr w:type="spellStart"/>
       <w:r>
         <w:rPr>
           <w:lang w:val="en-US"/>
         </w:rPr>
         <w:t>ObservableProperty</w:t>
       </w:r>
-      <w:proofErr w:type="spellEnd"/>
       <w:r>
         <w:rPr>
           <w:lang w:val="en-US"/>
@@ -6100,14 +5217,12 @@
       <w:r>
         <w:t>с</w:t>
       </w:r>
-      <w:proofErr w:type="spellStart"/>
       <w:r>
         <w:rPr>
           <w:lang w:val="en-US"/>
         </w:rPr>
         <w:t>urrentPage</w:t>
       </w:r>
-      <w:proofErr w:type="spellEnd"/>
       <w:r>
         <w:rPr>
           <w:lang w:val="en-US"/>
@@ -6123,14 +5238,12 @@
         </w:rPr>
         <w:t xml:space="preserve"> </w:t>
       </w:r>
-      <w:proofErr w:type="spellStart"/>
       <w:r>
         <w:rPr>
           <w:lang w:val="en-US"/>
         </w:rPr>
         <w:t>ViewModelBase</w:t>
       </w:r>
-      <w:proofErr w:type="spellEnd"/>
     </w:p>
     <w:p>
       <w:pPr>
@@ -6152,14 +5265,12 @@
       <w:r>
         <w:t xml:space="preserve"> </w:t>
       </w:r>
-      <w:proofErr w:type="spellStart"/>
       <w:r>
         <w:rPr>
           <w:lang w:val="en-US"/>
         </w:rPr>
         <w:t>RegistrationView</w:t>
       </w:r>
-      <w:proofErr w:type="spellEnd"/>
       <w:r>
         <w:t xml:space="preserve"> </w:t>
       </w:r>
@@ -6193,25 +5304,21 @@
       <w:r>
         <w:t xml:space="preserve">В </w:t>
       </w:r>
-      <w:proofErr w:type="spellStart"/>
       <w:r>
         <w:rPr>
           <w:lang w:val="en-US"/>
         </w:rPr>
         <w:t>MainWindow</w:t>
       </w:r>
-      <w:proofErr w:type="spellEnd"/>
       <w:r>
         <w:t xml:space="preserve"> </w:t>
       </w:r>
       <w:r>
         <w:t xml:space="preserve">создайте элемент управления </w:t>
       </w:r>
-      <w:proofErr w:type="spellStart"/>
       <w:r>
         <w:t>ContentControl</w:t>
       </w:r>
-      <w:proofErr w:type="spellEnd"/>
       <w:r>
         <w:t xml:space="preserve"> и выполните привязку его свойства </w:t>
       </w:r>
@@ -6227,14 +5334,12 @@
       <w:r>
         <w:t xml:space="preserve">к значению </w:t>
       </w:r>
-      <w:proofErr w:type="spellStart"/>
       <w:r>
         <w:rPr>
           <w:lang w:val="en-US"/>
         </w:rPr>
         <w:t>CurrentPage</w:t>
       </w:r>
-      <w:proofErr w:type="spellEnd"/>
     </w:p>
     <w:p>
       <w:pPr>
@@ -6247,61 +5352,45 @@
       <w:r>
         <w:t xml:space="preserve">Создайте в </w:t>
       </w:r>
-      <w:proofErr w:type="spellStart"/>
       <w:r>
         <w:rPr>
           <w:lang w:val="en-US"/>
         </w:rPr>
         <w:t>MainWindow</w:t>
       </w:r>
-      <w:proofErr w:type="spellEnd"/>
-      <w:r>
-        <w:t xml:space="preserve"> </w:t>
-      </w:r>
-      <w:r>
-        <w:t xml:space="preserve">две кнопки, создайте и привяжите к ним </w:t>
-      </w:r>
-      <w:proofErr w:type="gramStart"/>
-      <w:r>
-        <w:t>команды</w:t>
-      </w:r>
-      <w:proofErr w:type="gramEnd"/>
-      <w:r>
-        <w:t xml:space="preserve"> которые будут присваивать </w:t>
-      </w:r>
-      <w:proofErr w:type="spellStart"/>
+      <w:r>
+        <w:t xml:space="preserve"> </w:t>
+      </w:r>
+      <w:r>
+        <w:t xml:space="preserve">две кнопки, создайте и привяжите к ним команды которые будут присваивать </w:t>
+      </w:r>
       <w:r>
         <w:rPr>
           <w:lang w:val="en-US"/>
         </w:rPr>
         <w:t>CurrentPage</w:t>
       </w:r>
-      <w:proofErr w:type="spellEnd"/>
       <w:r>
         <w:t xml:space="preserve"> соответствующее значение (</w:t>
       </w:r>
-      <w:proofErr w:type="spellStart"/>
       <w:r>
         <w:rPr>
           <w:lang w:val="en-US"/>
         </w:rPr>
         <w:t>RegistrationViewModel</w:t>
       </w:r>
-      <w:proofErr w:type="spellEnd"/>
       <w:r>
         <w:t xml:space="preserve"> </w:t>
       </w:r>
       <w:r>
         <w:t xml:space="preserve">или </w:t>
       </w:r>
-      <w:proofErr w:type="spellStart"/>
       <w:r>
         <w:rPr>
           <w:lang w:val="en-US"/>
         </w:rPr>
         <w:t>AuthorizationViewModel</w:t>
       </w:r>
-      <w:proofErr w:type="spellEnd"/>
       <w:r>
         <w:t>)</w:t>
       </w:r>
@@ -6315,15 +5404,7 @@
         </w:numPr>
       </w:pPr>
       <w:r>
-        <w:t xml:space="preserve">Протестируйте </w:t>
-      </w:r>
-      <w:proofErr w:type="spellStart"/>
-      <w:r>
-        <w:t>преходы</w:t>
-      </w:r>
-      <w:proofErr w:type="spellEnd"/>
-      <w:r>
-        <w:t xml:space="preserve"> между страницами</w:t>
+        <w:t>Протестируйте преходы между страницами</w:t>
       </w:r>
     </w:p>
     <w:p/>
@@ -6332,13 +5413,8 @@
         <w:pStyle w:val="2"/>
       </w:pPr>
       <w:r>
-        <w:t xml:space="preserve">Сервис </w:t>
-      </w:r>
-      <w:proofErr w:type="spellStart"/>
-      <w:r>
-        <w:t>навигиции</w:t>
-      </w:r>
-      <w:proofErr w:type="spellEnd"/>
+        <w:t>Сервис навигиции</w:t>
+      </w:r>
     </w:p>
     <w:p>
       <w:pPr>
@@ -6351,14 +5427,12 @@
       <w:r>
         <w:t xml:space="preserve">Создайте новый класс </w:t>
       </w:r>
-      <w:proofErr w:type="spellStart"/>
       <w:r>
         <w:rPr>
           <w:lang w:val="en-US"/>
         </w:rPr>
         <w:t>NavigationService</w:t>
       </w:r>
-      <w:proofErr w:type="spellEnd"/>
     </w:p>
     <w:p>
       <w:pPr>
@@ -6371,7 +5445,6 @@
       <w:r>
         <w:t xml:space="preserve">В классе определите навигационный стек в виде </w:t>
       </w:r>
-      <w:proofErr w:type="gramStart"/>
       <w:r>
         <w:rPr>
           <w:lang w:val="en-US"/>
@@ -6381,29 +5454,24 @@
       <w:r>
         <w:t>&lt;</w:t>
       </w:r>
-      <w:proofErr w:type="spellStart"/>
-      <w:proofErr w:type="gramEnd"/>
       <w:r>
         <w:rPr>
           <w:lang w:val="en-US"/>
         </w:rPr>
         <w:t>ViewModelBase</w:t>
       </w:r>
-      <w:proofErr w:type="spellEnd"/>
       <w:r>
         <w:t>&gt;</w:t>
       </w:r>
       <w:r>
         <w:t xml:space="preserve"> и 2 метода для управления этим стеком: универсальный </w:t>
       </w:r>
-      <w:proofErr w:type="spellStart"/>
       <w:r>
         <w:rPr>
           <w:lang w:val="en-US"/>
         </w:rPr>
         <w:t>NavigateTo</w:t>
       </w:r>
-      <w:proofErr w:type="spellEnd"/>
       <w:r>
         <w:t>&lt;</w:t>
       </w:r>
@@ -6437,73 +5505,32 @@
       <w:r>
         <w:t xml:space="preserve">класс-наследник </w:t>
       </w:r>
-      <w:proofErr w:type="spellStart"/>
       <w:r>
         <w:rPr>
           <w:lang w:val="en-US"/>
         </w:rPr>
         <w:t>ViewModelBase</w:t>
       </w:r>
-      <w:proofErr w:type="spellEnd"/>
       <w:r>
         <w:t xml:space="preserve"> </w:t>
       </w:r>
       <w:r>
         <w:t xml:space="preserve">и </w:t>
       </w:r>
-      <w:proofErr w:type="spellStart"/>
       <w:r>
         <w:rPr>
           <w:lang w:val="en-US"/>
         </w:rPr>
         <w:t>GoBack</w:t>
       </w:r>
-      <w:proofErr w:type="spellEnd"/>
     </w:p>
     <w:p>
       <w:pPr>
         <w:pStyle w:val="ad"/>
       </w:pPr>
       <w:r>
-        <w:t xml:space="preserve">public void </w:t>
-      </w:r>
-      <w:proofErr w:type="spellStart"/>
-      <w:r>
-        <w:t>NavigateTo</w:t>
-      </w:r>
-      <w:proofErr w:type="spellEnd"/>
-      <w:r>
-        <w:t>&lt;T</w:t>
-      </w:r>
-      <w:proofErr w:type="gramStart"/>
-      <w:r>
-        <w:t>&gt;(</w:t>
-      </w:r>
-      <w:proofErr w:type="gramEnd"/>
-      <w:r>
-        <w:t xml:space="preserve">T </w:t>
-      </w:r>
-      <w:proofErr w:type="spellStart"/>
-      <w:r>
-        <w:t>viewModel</w:t>
-      </w:r>
-      <w:proofErr w:type="spellEnd"/>
-      <w:r>
-        <w:t xml:space="preserve">, Action&lt;T&gt;? action = null) where </w:t>
-      </w:r>
-      <w:proofErr w:type="gramStart"/>
-      <w:r>
-        <w:t>T :</w:t>
-      </w:r>
-      <w:proofErr w:type="gramEnd"/>
-      <w:r>
-        <w:t xml:space="preserve"> </w:t>
-      </w:r>
-      <w:proofErr w:type="spellStart"/>
-      <w:r>
-        <w:t>ViewModelBase</w:t>
-      </w:r>
-      <w:proofErr w:type="spellEnd"/>
+        <w:t>public void NavigateTo&lt;T&gt;(T viewModel, Action&lt;T&gt;? action = null) where T : ViewModelBase</w:t>
+      </w:r>
     </w:p>
     <w:p>
       <w:pPr>
@@ -6545,20 +5572,7 @@
         <w:pStyle w:val="ad"/>
       </w:pPr>
       <w:r>
-        <w:t xml:space="preserve">public void </w:t>
-      </w:r>
-      <w:proofErr w:type="spellStart"/>
-      <w:proofErr w:type="gramStart"/>
-      <w:r>
-        <w:t>GoBack</w:t>
-      </w:r>
-      <w:proofErr w:type="spellEnd"/>
-      <w:r>
-        <w:t>(</w:t>
-      </w:r>
-      <w:proofErr w:type="gramEnd"/>
-      <w:r>
-        <w:t>int steps = 1)</w:t>
+        <w:t>public void GoBack(int steps = 1)</w:t>
       </w:r>
     </w:p>
     <w:p>
@@ -6637,30 +5651,10 @@
           <w:lang w:val="ru-RU"/>
         </w:rPr>
       </w:pPr>
-      <w:proofErr w:type="spellStart"/>
-      <w:proofErr w:type="gramStart"/>
       <w:r>
         <w:lastRenderedPageBreak/>
-        <w:t>action?.</w:t>
-      </w:r>
-      <w:proofErr w:type="gramEnd"/>
-      <w:r>
-        <w:t>Invoke</w:t>
-      </w:r>
-      <w:proofErr w:type="spellEnd"/>
-      <w:r>
-        <w:t>(</w:t>
-      </w:r>
-      <w:proofErr w:type="spellStart"/>
-      <w:r>
-        <w:t>viewModel</w:t>
-      </w:r>
-      <w:proofErr w:type="spellEnd"/>
-      <w:proofErr w:type="gramStart"/>
-      <w:r>
-        <w:t>);</w:t>
-      </w:r>
-      <w:proofErr w:type="gramEnd"/>
+        <w:t>action?.Invoke(viewModel);</w:t>
+      </w:r>
     </w:p>
     <w:p>
       <w:pPr>
@@ -6679,14 +5673,12 @@
       <w:r>
         <w:t xml:space="preserve">публичного члена в </w:t>
       </w:r>
-      <w:proofErr w:type="spellStart"/>
       <w:r>
         <w:rPr>
           <w:lang w:val="en-US"/>
         </w:rPr>
         <w:t>MainViewModel</w:t>
       </w:r>
-      <w:proofErr w:type="spellEnd"/>
       <w:r>
         <w:t xml:space="preserve"> </w:t>
       </w:r>
@@ -6782,19 +5774,11 @@
       <w:r>
         <w:t xml:space="preserve">Для чего применяется </w:t>
       </w:r>
-      <w:proofErr w:type="spellStart"/>
-      <w:r>
-        <w:rPr>
-          <w:lang w:val="en-US"/>
-        </w:rPr>
-        <w:t>ViewLocator</w:t>
-      </w:r>
-      <w:proofErr w:type="spellEnd"/>
-      <w:r>
-        <w:rPr>
-          <w:lang w:val="en-US"/>
-        </w:rPr>
-        <w:t>?</w:t>
+      <w:r>
+        <w:rPr>
+          <w:lang w:val="en-US"/>
+        </w:rPr>
+        <w:t>ViewLocator?</w:t>
       </w:r>
     </w:p>
     <w:p>
